--- a/Задание на ВКР.docx
+++ b/Задание на ВКР.docx
@@ -1,7 +1,6 @@
 
 <file path=word/document.xml><?xml version="1.0" encoding="utf-8"?>
-<w:document xmlns:wpc="http://schemas.microsoft.com/office/word/2010/wordprocessingCanvas" xmlns:cx="http://schemas.microsoft.com/office/drawing/2014/chartex" xmlns:cx1="http://schemas.microsoft.com/office/drawing/2015/9/8/chartex" xmlns:cx2="http://schemas.microsoft.com/office/drawing/2015/10/21/chartex" xmlns:cx3="http://schemas.microsoft.com/office/drawing/2016/5/9/chartex" xmlns:cx4="http://schemas.microsoft.com/office/drawing/2016/5/10/chartex" xmlns:cx5="http://schemas.microsoft.com/office/drawing/2016/5/11/chartex" xmlns:mc="http://schemas.openxmlformats.org/markup-compatibility/2006" xmlns:o="urn:schemas-microsoft-com:office:office" xmlns:r="http://schemas.openxmlformats.org/officeDocument/2006/relationships" xmlns:m="http://schemas.openxmlformats.org/officeDocument/2006/math" xmlns:v="urn:schemas-microsoft-com:vml" xmlns:wp14="http://schemas.microsoft.com/office/word/2010/wordprocessingDrawing" xmlns:wp="http://schemas.openxmlformats.org/drawingml/2006/wordprocessingDrawing" xmlns:w10="urn:schemas-microsoft-com:office:word" xmlns:w="http://schemas.openxmlformats.org/wordprocessingml/2006/main" xmlns:w14="http://schemas.microsoft.com/office/word/2010/wordml" xmlns:w15="http://schemas.microsoft.com/office/word/2012/wordml" xmlns:wne="http://schemas.microsoft.com/office/word/2006/wordml" xmlns:wpg="http://schemas.microsoft.com/office/word/2010/wordprocessingGroup" xmlns:wpi="http://schemas.microsoft.com/office/word/2010/wordprocessingInk" xmlns:wps="http://schemas.microsoft.com/office/word/2010/wordprocessingShape" mc:Ignorable="w14 w15 wp14">
-  <!-- Generated by Aspose.Words for .NET 24.2.0 -->
+<w:document xmlns:wpc="http://schemas.microsoft.com/office/word/2010/wordprocessingCanvas" xmlns:cx="http://schemas.microsoft.com/office/drawing/2014/chartex" xmlns:cx1="http://schemas.microsoft.com/office/drawing/2015/9/8/chartex" xmlns:cx2="http://schemas.microsoft.com/office/drawing/2015/10/21/chartex" xmlns:cx3="http://schemas.microsoft.com/office/drawing/2016/5/9/chartex" xmlns:cx4="http://schemas.microsoft.com/office/drawing/2016/5/10/chartex" xmlns:cx5="http://schemas.microsoft.com/office/drawing/2016/5/11/chartex" xmlns:cx6="http://schemas.microsoft.com/office/drawing/2016/5/12/chartex" xmlns:cx7="http://schemas.microsoft.com/office/drawing/2016/5/13/chartex" xmlns:cx8="http://schemas.microsoft.com/office/drawing/2016/5/14/chartex" xmlns:mc="http://schemas.openxmlformats.org/markup-compatibility/2006" xmlns:aink="http://schemas.microsoft.com/office/drawing/2016/ink" xmlns:am3d="http://schemas.microsoft.com/office/drawing/2017/model3d" xmlns:o="urn:schemas-microsoft-com:office:office" xmlns:oel="http://schemas.microsoft.com/office/2019/extlst" xmlns:r="http://schemas.openxmlformats.org/officeDocument/2006/relationships" xmlns:m="http://schemas.openxmlformats.org/officeDocument/2006/math" xmlns:v="urn:schemas-microsoft-com:vml" xmlns:wp14="http://schemas.microsoft.com/office/word/2010/wordprocessingDrawing" xmlns:wp="http://schemas.openxmlformats.org/drawingml/2006/wordprocessingDrawing" xmlns:w10="urn:schemas-microsoft-com:office:word" xmlns:w="http://schemas.openxmlformats.org/wordprocessingml/2006/main" xmlns:w14="http://schemas.microsoft.com/office/word/2010/wordml" xmlns:w15="http://schemas.microsoft.com/office/word/2012/wordml" xmlns:w16cex="http://schemas.microsoft.com/office/word/2018/wordml/cex" xmlns:w16cid="http://schemas.microsoft.com/office/word/2016/wordml/cid" xmlns:w16="http://schemas.microsoft.com/office/word/2018/wordml" xmlns:w16sdtdh="http://schemas.microsoft.com/office/word/2020/wordml/sdtdatahash" xmlns:w16se="http://schemas.microsoft.com/office/word/2015/wordml/symex" xmlns:wpg="http://schemas.microsoft.com/office/word/2010/wordprocessingGroup" xmlns:wpi="http://schemas.microsoft.com/office/word/2010/wordprocessingInk" xmlns:wne="http://schemas.microsoft.com/office/word/2006/wordml" xmlns:wps="http://schemas.microsoft.com/office/word/2010/wordprocessingShape" mc:Ignorable="w14 w15 w16se w16cid w16 w16cex w16sdtdh wp14">
   <w:body>
     <w:p>
       <w:pPr>
@@ -55,7 +54,7 @@
           <w:szCs w:val="20"/>
         </w:rPr>
         <w:drawing>
-          <wp:anchor distT="0" distB="0" distL="114300" distR="114300" simplePos="0" relativeHeight="251660288" behindDoc="0" locked="0" layoutInCell="1" allowOverlap="1">
+          <wp:anchor distT="0" distB="0" distL="114300" distR="114300" simplePos="0" relativeHeight="251660288" behindDoc="0" locked="0" layoutInCell="1" allowOverlap="1" wp14:anchorId="78803FA7" wp14:editId="6B16E54C">
             <wp:simplePos x="0" y="0"/>
             <wp:positionH relativeFrom="column">
               <wp:posOffset>8255</wp:posOffset>
@@ -80,7 +79,7 @@
                     </pic:cNvPicPr>
                   </pic:nvPicPr>
                   <pic:blipFill>
-                    <a:blip xmlns:r="http://schemas.openxmlformats.org/officeDocument/2006/relationships" r:embed="rId5" cstate="print"/>
+                    <a:blip r:embed="rId5" cstate="print"/>
                     <a:stretch>
                       <a:fillRect/>
                     </a:stretch>
@@ -117,7 +116,7 @@
           <w:szCs w:val="20"/>
         </w:rPr>
         <w:drawing>
-          <wp:anchor distT="0" distB="0" distL="114300" distR="114300" simplePos="0" relativeHeight="251661312" behindDoc="0" locked="0" layoutInCell="1" allowOverlap="1">
+          <wp:anchor distT="0" distB="0" distL="114300" distR="114300" simplePos="0" relativeHeight="251661312" behindDoc="0" locked="0" layoutInCell="1" allowOverlap="1" wp14:anchorId="686789B8" wp14:editId="671B5473">
             <wp:simplePos x="0" y="0"/>
             <wp:positionH relativeFrom="column">
               <wp:posOffset>8255</wp:posOffset>
@@ -142,7 +141,7 @@
                     </pic:cNvPicPr>
                   </pic:nvPicPr>
                   <pic:blipFill>
-                    <a:blip xmlns:r="http://schemas.openxmlformats.org/officeDocument/2006/relationships" r:embed="rId5" cstate="print"/>
+                    <a:blip r:embed="rId5" cstate="print"/>
                     <a:stretch>
                       <a:fillRect/>
                     </a:stretch>
@@ -373,7 +372,7 @@
         <mc:AlternateContent>
           <mc:Choice Requires="wps">
             <w:drawing>
-              <wp:anchor distT="12065" distB="10160" distL="12065" distR="11430" simplePos="0" relativeHeight="251659264" behindDoc="1" locked="0" layoutInCell="0" allowOverlap="1">
+              <wp:anchor distT="12065" distB="10160" distL="12065" distR="11430" simplePos="0" relativeHeight="251659264" behindDoc="1" locked="0" layoutInCell="0" allowOverlap="1" wp14:anchorId="1E839C3E" wp14:editId="3A0DAF8B">
                 <wp:simplePos x="0" y="0"/>
                 <wp:positionH relativeFrom="column">
                   <wp:posOffset>-46355</wp:posOffset>
@@ -388,7 +387,7 @@
                 <wp:cNvGraphicFramePr/>
                 <a:graphic xmlns:a="http://schemas.openxmlformats.org/drawingml/2006/main">
                   <a:graphicData uri="http://schemas.microsoft.com/office/word/2010/wordprocessingShape">
-                    <wps:wsp xmlns:wps="http://schemas.microsoft.com/office/word/2010/wordprocessingShape">
+                    <wps:wsp>
                       <wps:cNvSpPr/>
                       <wps:spPr>
                         <a:xfrm>
@@ -403,9 +402,11 @@
                             <a:gd name="textAreaTop" fmla="*/ 0 h 360"/>
                             <a:gd name="textAreaBottom" fmla="*/ 737280 h 360"/>
                           </a:gdLst>
+                          <a:ahLst/>
+                          <a:cxnLst/>
                           <a:rect l="textAreaLeft" t="textAreaTop" r="textAreaRight" b="textAreaBottom"/>
                           <a:pathLst>
-                            <a:path fill="norm" w="6264275" stroke="1">
+                            <a:path w="6264275">
                               <a:moveTo>
                                 <a:pt x="0" y="0"/>
                               </a:moveTo>
@@ -602,7 +603,7 @@
           <w:szCs w:val="24"/>
           <w:u w:val="single"/>
         </w:rPr>
-        <w:t xml:space="preserve">№8 «Компьютерные науки и прикладная </w:t>
+        <w:t>№8 «Компьютерные науки и прикладная математика»</w:t>
       </w:r>
       <w:r>
         <w:rPr>
@@ -614,77 +615,65 @@
           <w:szCs w:val="24"/>
           <w:u w:val="single"/>
         </w:rPr>
-        <w:t>математика»</w:t>
-      </w:r>
-      <w:r>
-        <w:rPr>
-          <w:rFonts w:ascii="Times New Roman" w:eastAsia="OGPNU+TimesNewRomanPSMT" w:hAnsi="Times New Roman" w:cs="Times New Roman"/>
-          <w:b/>
-          <w:bCs/>
-          <w:color w:val="000000"/>
-          <w:sz w:val="24"/>
-          <w:szCs w:val="24"/>
-          <w:u w:val="single"/>
-        </w:rPr>
-        <w:t xml:space="preserve">   </w:t>
-      </w:r>
-      <w:r>
-        <w:rPr>
-          <w:rFonts w:ascii="Times New Roman" w:eastAsia="OGPNU+TimesNewRomanPSMT" w:hAnsi="Times New Roman" w:cs="Times New Roman"/>
-          <w:b/>
-          <w:bCs/>
-          <w:color w:val="000000"/>
-          <w:sz w:val="24"/>
-          <w:szCs w:val="24"/>
-          <w:u w:val="single"/>
-        </w:rPr>
-        <w:t xml:space="preserve">    </w:t>
-      </w:r>
-      <w:r>
-        <w:rPr>
-          <w:rFonts w:ascii="Times New Roman" w:eastAsia="OGPNU+TimesNewRomanPSMT" w:hAnsi="Times New Roman" w:cs="Times New Roman"/>
-          <w:b/>
-          <w:bCs/>
-          <w:color w:val="000000"/>
-          <w:sz w:val="24"/>
-          <w:szCs w:val="24"/>
-        </w:rPr>
-        <w:t>Кафедра</w:t>
-      </w:r>
-      <w:r>
-        <w:rPr>
-          <w:rFonts w:ascii="Times New Roman" w:eastAsia="OGPNU+TimesNewRomanPSMT" w:hAnsi="Times New Roman" w:cs="Times New Roman"/>
-          <w:b/>
-          <w:bCs/>
-          <w:color w:val="000000"/>
-          <w:sz w:val="24"/>
-          <w:szCs w:val="24"/>
-          <w:u w:val="single"/>
-        </w:rPr>
-        <w:t xml:space="preserve"> 806</w:t>
-      </w:r>
-      <w:r>
-        <w:rPr>
-          <w:rFonts w:ascii="Times New Roman" w:eastAsia="OGPNU+TimesNewRomanPSMT" w:hAnsi="Times New Roman" w:cs="Times New Roman"/>
-          <w:b/>
-          <w:bCs/>
-          <w:color w:val="000000"/>
-          <w:sz w:val="24"/>
-          <w:szCs w:val="24"/>
-          <w:u w:val="single"/>
-        </w:rPr>
-        <w:tab/>
+        <w:t xml:space="preserve">      </w:t>
       </w:r>
     </w:p>
     <w:p>
       <w:pPr>
         <w:widowControl w:val="0"/>
         <w:tabs>
-          <w:tab w:val="left" w:pos="2184"/>
-          <w:tab w:val="left" w:pos="7350"/>
+          <w:tab w:val="left" w:pos="7081"/>
+          <w:tab w:val="left" w:pos="8310"/>
+          <w:tab w:val="left" w:pos="8880"/>
           <w:tab w:val="left" w:pos="9914"/>
         </w:tabs>
-        <w:spacing w:line="240" w:lineRule="auto"/>
+        <w:spacing w:line="276" w:lineRule="auto"/>
+        <w:ind w:right="-20"/>
+        <w:rPr>
+          <w:rFonts w:ascii="Times New Roman" w:hAnsi="Times New Roman" w:cs="Times New Roman"/>
+          <w:b/>
+          <w:bCs/>
+          <w:sz w:val="24"/>
+          <w:szCs w:val="24"/>
+          <w:u w:val="single"/>
+        </w:rPr>
+      </w:pPr>
+      <w:r>
+        <w:rPr>
+          <w:rFonts w:ascii="Times New Roman" w:eastAsia="OGPNU+TimesNewRomanPSMT" w:hAnsi="Times New Roman" w:cs="Times New Roman"/>
+          <w:b/>
+          <w:bCs/>
+          <w:color w:val="000000"/>
+          <w:sz w:val="24"/>
+          <w:szCs w:val="24"/>
+          <w:u w:val="single"/>
+        </w:rPr>
+        <w:t xml:space="preserve"> </w:t>
+      </w:r>
+      <w:bookmarkStart w:id="3" w:name="_Hlk231926348"/>
+      <w:r>
+        <w:rPr>
+          <w:rFonts w:ascii="Times New Roman" w:hAnsi="Times New Roman" w:cs="Times New Roman"/>
+          <w:b/>
+          <w:bCs/>
+          <w:sz w:val="24"/>
+          <w:szCs w:val="24"/>
+          <w:u w:val="single"/>
+        </w:rPr>
+        <w:t>Образовательный центр Института № 8</w:t>
+      </w:r>
+      <w:bookmarkEnd w:id="3"/>
+    </w:p>
+    <w:p>
+      <w:pPr>
+        <w:widowControl w:val="0"/>
+        <w:tabs>
+          <w:tab w:val="left" w:pos="7081"/>
+          <w:tab w:val="left" w:pos="8310"/>
+          <w:tab w:val="left" w:pos="8880"/>
+          <w:tab w:val="left" w:pos="9914"/>
+        </w:tabs>
+        <w:spacing w:line="276" w:lineRule="auto"/>
         <w:ind w:right="-20"/>
         <w:rPr>
           <w:rFonts w:ascii="Times New Roman" w:hAnsi="Times New Roman"/>
@@ -735,7 +724,68 @@
           <w:szCs w:val="24"/>
           <w:u w:val="single"/>
         </w:rPr>
-        <w:t xml:space="preserve">                                   </w:t>
+        <w:t xml:space="preserve">        </w:t>
+      </w:r>
+      <w:r>
+        <w:rPr>
+          <w:sz w:val="24"/>
+          <w:szCs w:val="24"/>
+          <w:u w:val="single"/>
+        </w:rPr>
+        <w:t>М8О</w:t>
+      </w:r>
+      <w:r>
+        <w:rPr>
+          <w:sz w:val="24"/>
+          <w:szCs w:val="24"/>
+          <w:u w:val="single"/>
+        </w:rPr>
+        <w:t>-209СВ</w:t>
+      </w:r>
+      <w:r>
+        <w:rPr>
+          <w:sz w:val="24"/>
+          <w:szCs w:val="24"/>
+          <w:u w:val="single"/>
+        </w:rPr>
+        <w:t>-</w:t>
+      </w:r>
+      <w:r>
+        <w:rPr>
+          <w:sz w:val="24"/>
+          <w:szCs w:val="24"/>
+          <w:u w:val="single"/>
+        </w:rPr>
+        <w:t xml:space="preserve">24  </w:t>
+      </w:r>
+      <w:r>
+        <w:rPr>
+          <w:sz w:val="24"/>
+          <w:szCs w:val="24"/>
+          <w:u w:val="single"/>
+        </w:rPr>
+        <w:t xml:space="preserve"> </w:t>
+      </w:r>
+      <w:r>
+        <w:rPr>
+          <w:b/>
+          <w:sz w:val="24"/>
+          <w:szCs w:val="24"/>
+          <w:u w:val="single"/>
+        </w:rPr>
+        <w:t xml:space="preserve"> </w:t>
+      </w:r>
+      <w:r>
+        <w:rPr>
+          <w:rFonts w:ascii="Times New Roman" w:eastAsia="OGPNU+TimesNewRomanPSMT" w:hAnsi="Times New Roman" w:cs="OGPNU+TimesNewRomanPSMT"/>
+          <w:b/>
+          <w:bCs/>
+          <w:color w:val="000000"/>
+          <w:sz w:val="24"/>
+          <w:szCs w:val="24"/>
+          <w:u w:val="single"/>
+        </w:rPr>
+        <w:t xml:space="preserve">         </w:t>
       </w:r>
       <w:r>
         <w:rPr>
@@ -841,6 +891,53 @@
           <w:szCs w:val="24"/>
         </w:rPr>
         <w:t>е</w:t>
+      </w:r>
+      <w:r>
+        <w:rPr>
+          <w:rFonts w:ascii="Times New Roman" w:eastAsia="OGPNU+TimesNewRomanPSMT" w:hAnsi="Times New Roman" w:cs="OGPNU+TimesNewRomanPSMT"/>
+          <w:b/>
+          <w:bCs/>
+          <w:color w:val="000000"/>
+          <w:sz w:val="24"/>
+          <w:szCs w:val="24"/>
+        </w:rPr>
+        <w:t xml:space="preserve"> </w:t>
+      </w:r>
+      <w:r>
+        <w:rPr>
+          <w:bCs/>
+          <w:sz w:val="24"/>
+          <w:szCs w:val="24"/>
+          <w:u w:val="single"/>
+        </w:rPr>
+        <w:t>02.0</w:t>
+      </w:r>
+      <w:r>
+        <w:rPr>
+          <w:bCs/>
+          <w:sz w:val="24"/>
+          <w:szCs w:val="24"/>
+          <w:u w:val="single"/>
+        </w:rPr>
+        <w:t>4</w:t>
+      </w:r>
+      <w:r>
+        <w:rPr>
+          <w:bCs/>
+          <w:sz w:val="24"/>
+          <w:szCs w:val="24"/>
+          <w:u w:val="single"/>
+        </w:rPr>
+        <w:t xml:space="preserve">.02 </w:t>
+      </w:r>
+      <w:r>
+        <w:rPr>
+          <w:bCs/>
+          <w:sz w:val="24"/>
+          <w:szCs w:val="24"/>
+          <w:u w:val="single"/>
+        </w:rPr>
+        <w:t>Фундаментальная информатика и информационные технологии</w:t>
       </w:r>
       <w:r>
         <w:rPr>
@@ -995,6 +1092,30 @@
           <w:szCs w:val="24"/>
         </w:rPr>
         <w:t>а</w:t>
+      </w:r>
+      <w:r>
+        <w:rPr>
+          <w:rFonts w:ascii="Times New Roman" w:eastAsia="OGPNU+TimesNewRomanPSMT" w:hAnsi="Times New Roman" w:cs="OGPNU+TimesNewRomanPSMT"/>
+          <w:b/>
+          <w:bCs/>
+          <w:color w:val="000000"/>
+          <w:sz w:val="24"/>
+          <w:szCs w:val="24"/>
+          <w:u w:val="single"/>
+        </w:rPr>
+        <w:tab/>
+      </w:r>
+      <w:r>
+        <w:rPr>
+          <w:rFonts w:ascii="Times New Roman" w:eastAsia="OGPNU+TimesNewRomanPSMT" w:hAnsi="Times New Roman" w:cs="OGPNU+TimesNewRomanPSMT"/>
+          <w:b/>
+          <w:bCs/>
+          <w:color w:val="000000"/>
+          <w:sz w:val="24"/>
+          <w:szCs w:val="24"/>
+          <w:u w:val="single"/>
+        </w:rPr>
+        <w:t>Информатика и компьютерные науки</w:t>
       </w:r>
       <w:r>
         <w:rPr>
@@ -1357,21 +1478,7 @@
           <w:rFonts w:ascii="Times New Roman" w:hAnsi="Times New Roman"/>
           <w:sz w:val="16"/>
         </w:rPr>
-        <w:t xml:space="preserve">                                                                                                                                                                 (№ каф.)       (</w:t>
-      </w:r>
-      <w:r>
-        <w:rPr>
-          <w:rFonts w:ascii="Times New Roman" w:hAnsi="Times New Roman"/>
-          <w:sz w:val="16"/>
-        </w:rPr>
-        <w:t xml:space="preserve">подпись)   </w:t>
-      </w:r>
-      <w:r>
-        <w:rPr>
-          <w:rFonts w:ascii="Times New Roman" w:hAnsi="Times New Roman"/>
-          <w:sz w:val="16"/>
-        </w:rPr>
-        <w:t xml:space="preserve">     (инициалы, фамилия)</w:t>
+        <w:t xml:space="preserve">                                                                                                                                                                 (№ каф.)       (подпись)        (инициалы, фамилия)</w:t>
       </w:r>
     </w:p>
     <w:p>
@@ -1407,9 +1514,8 @@
           <w:spacing w:val="-2"/>
           <w:sz w:val="24"/>
           <w:szCs w:val="24"/>
-          <w:u w:val="single"/>
-        </w:rPr>
-        <w:t xml:space="preserve">    </w:t>
+        </w:rPr>
+        <w:t xml:space="preserve"> </w:t>
       </w:r>
       <w:r>
         <w:rPr>
@@ -1420,7 +1526,7 @@
           <w:szCs w:val="24"/>
           <w:u w:val="single"/>
         </w:rPr>
-        <w:t>02</w:t>
+        <w:t xml:space="preserve">    02  </w:t>
       </w:r>
       <w:r>
         <w:rPr>
@@ -1429,7 +1535,6 @@
           <w:spacing w:val="-2"/>
           <w:sz w:val="24"/>
           <w:szCs w:val="24"/>
-          <w:u w:val="single"/>
         </w:rPr>
         <w:t xml:space="preserve">  </w:t>
       </w:r>
@@ -1440,8 +1545,9 @@
           <w:spacing w:val="-2"/>
           <w:sz w:val="24"/>
           <w:szCs w:val="24"/>
-        </w:rPr>
-        <w:t xml:space="preserve">  </w:t>
+          <w:u w:val="single"/>
+        </w:rPr>
+        <w:t xml:space="preserve">      09        </w:t>
       </w:r>
       <w:r>
         <w:rPr>
@@ -1450,9 +1556,8 @@
           <w:spacing w:val="-2"/>
           <w:sz w:val="24"/>
           <w:szCs w:val="24"/>
-          <w:u w:val="single"/>
-        </w:rPr>
-        <w:t xml:space="preserve">      09        </w:t>
+        </w:rPr>
+        <w:t xml:space="preserve"> </w:t>
       </w:r>
       <w:r>
         <w:rPr>
@@ -1462,7 +1567,27 @@
           <w:sz w:val="24"/>
           <w:szCs w:val="24"/>
         </w:rPr>
-        <w:t xml:space="preserve"> 2024 г.</w:t>
+        <w:t xml:space="preserve"> 202</w:t>
+      </w:r>
+      <w:r>
+        <w:rPr>
+          <w:rFonts w:ascii="Times New Roman" w:eastAsia="EVLCC+TimesNewRomanPSMT" w:hAnsi="Times New Roman" w:cs="EVLCC+TimesNewRomanPSMT"/>
+          <w:color w:val="000000"/>
+          <w:spacing w:val="-2"/>
+          <w:sz w:val="24"/>
+          <w:szCs w:val="24"/>
+        </w:rPr>
+        <w:t>4</w:t>
+      </w:r>
+      <w:r>
+        <w:rPr>
+          <w:rFonts w:ascii="Times New Roman" w:eastAsia="EVLCC+TimesNewRomanPSMT" w:hAnsi="Times New Roman" w:cs="EVLCC+TimesNewRomanPSMT"/>
+          <w:color w:val="000000"/>
+          <w:spacing w:val="-2"/>
+          <w:sz w:val="24"/>
+          <w:szCs w:val="24"/>
+        </w:rPr>
+        <w:t>г.</w:t>
       </w:r>
     </w:p>
     <w:p>
@@ -1503,7 +1628,7 @@
     </w:p>
     <w:p>
       <w:pPr>
-        <w:pStyle w:val="a2"/>
+        <w:pStyle w:val="af0"/>
         <w:spacing w:line="276" w:lineRule="auto"/>
         <w:ind w:right="-143"/>
         <w:rPr>
@@ -1524,10 +1649,8 @@
       </w:r>
       <w:r>
         <w:rPr>
-          <w:b/>
-          <w:bCs/>
-          <w:sz w:val="24"/>
-          <w:szCs w:val="24"/>
+          <w:spacing w:val="-2"/>
+          <w:sz w:val="24"/>
           <w:u w:val="single"/>
           <w:lang w:val="ru-RU"/>
         </w:rPr>
@@ -1546,14 +1669,12 @@
       </w:r>
       <w:r>
         <w:rPr>
-          <w:b/>
-          <w:bCs/>
-          <w:sz w:val="24"/>
-          <w:szCs w:val="24"/>
+          <w:spacing w:val="-2"/>
+          <w:sz w:val="24"/>
           <w:u w:val="single"/>
           <w:lang w:val="ru-RU"/>
         </w:rPr>
-        <w:tab/>
+        <w:t>Муханов Дмитрий Ильич</w:t>
       </w:r>
       <w:r>
         <w:rPr>
@@ -1634,39 +1755,17 @@
       </w:r>
       <w:r>
         <w:rPr>
-          <w:b/>
-          <w:bCs/>
           <w:sz w:val="24"/>
           <w:szCs w:val="24"/>
           <w:u w:val="single"/>
           <w:lang w:val="ru-RU"/>
         </w:rPr>
-        <w:tab/>
-      </w:r>
-      <w:r>
-        <w:rPr>
-          <w:b/>
-          <w:bCs/>
-          <w:sz w:val="24"/>
-          <w:szCs w:val="24"/>
-          <w:u w:val="single"/>
-          <w:lang w:val="ru-RU"/>
-        </w:rPr>
-        <w:tab/>
-      </w:r>
-      <w:r>
-        <w:rPr>
-          <w:sz w:val="24"/>
-          <w:szCs w:val="24"/>
-          <w:u w:val="single"/>
-          <w:lang w:val="ru-RU"/>
-        </w:rPr>
-        <w:t xml:space="preserve">                                                                                                                                          </w:t>
-      </w:r>
-    </w:p>
-    <w:p>
-      <w:pPr>
-        <w:pStyle w:val="NoSpacing"/>
+        <w:t xml:space="preserve"> </w:t>
+      </w:r>
+    </w:p>
+    <w:p>
+      <w:pPr>
+        <w:pStyle w:val="af1"/>
         <w:ind w:right="-143"/>
         <w:jc w:val="center"/>
         <w:rPr>
@@ -1686,7 +1785,7 @@
     </w:p>
     <w:p>
       <w:pPr>
-        <w:pStyle w:val="a2"/>
+        <w:pStyle w:val="af0"/>
         <w:tabs>
           <w:tab w:val="left" w:pos="4536"/>
         </w:tabs>
@@ -1709,27 +1808,24 @@
       </w:r>
       <w:r>
         <w:rPr>
-          <w:b/>
-          <w:sz w:val="24"/>
-          <w:szCs w:val="24"/>
-          <w:u w:val="single"/>
           <w:lang w:val="ru-RU"/>
         </w:rPr>
-        <w:tab/>
-      </w:r>
-      <w:r>
-        <w:rPr>
-          <w:b/>
+        <w:t xml:space="preserve"> </w:t>
+      </w:r>
+      <w:r>
+        <w:rPr>
+          <w:bCs/>
           <w:sz w:val="24"/>
           <w:szCs w:val="24"/>
           <w:u w:val="single"/>
           <w:lang w:val="ru-RU"/>
         </w:rPr>
-        <w:tab/>
-      </w:r>
-      <w:r>
-        <w:rPr>
-          <w:b/>
+        <w:t>к. т. н, доцент, доцент кафедры 806 Романенков Александр Михайлович</w:t>
+      </w:r>
+      <w:r>
+        <w:rPr>
+          <w:b/>
+          <w:bCs/>
           <w:sz w:val="24"/>
           <w:szCs w:val="24"/>
           <w:u w:val="single"/>
@@ -1740,6 +1836,7 @@
       <w:r>
         <w:rPr>
           <w:b/>
+          <w:bCs/>
           <w:sz w:val="24"/>
           <w:szCs w:val="24"/>
           <w:u w:val="single"/>
@@ -1749,67 +1846,18 @@
       </w:r>
       <w:r>
         <w:rPr>
-          <w:b/>
-          <w:sz w:val="24"/>
-          <w:szCs w:val="24"/>
+          <w:bCs/>
+          <w:sz w:val="24"/>
+          <w:szCs w:val="16"/>
           <w:u w:val="single"/>
           <w:lang w:val="ru-RU"/>
         </w:rPr>
-        <w:tab/>
-      </w:r>
-      <w:r>
-        <w:rPr>
-          <w:b/>
-          <w:sz w:val="24"/>
-          <w:szCs w:val="24"/>
-          <w:u w:val="single"/>
-          <w:lang w:val="ru-RU"/>
-        </w:rPr>
-        <w:tab/>
-      </w:r>
-      <w:r>
-        <w:rPr>
-          <w:b/>
-          <w:sz w:val="24"/>
-          <w:szCs w:val="24"/>
-          <w:u w:val="single"/>
-          <w:lang w:val="ru-RU"/>
-        </w:rPr>
-        <w:tab/>
-      </w:r>
-      <w:r>
-        <w:rPr>
-          <w:b/>
-          <w:sz w:val="24"/>
-          <w:szCs w:val="24"/>
-          <w:u w:val="single"/>
-          <w:lang w:val="ru-RU"/>
-        </w:rPr>
-        <w:tab/>
-      </w:r>
-      <w:r>
-        <w:rPr>
-          <w:b/>
-          <w:sz w:val="24"/>
-          <w:szCs w:val="24"/>
-          <w:u w:val="single"/>
-          <w:lang w:val="ru-RU"/>
-        </w:rPr>
-        <w:tab/>
-      </w:r>
-      <w:r>
-        <w:rPr>
-          <w:sz w:val="24"/>
-          <w:szCs w:val="16"/>
-          <w:u w:val="single"/>
-          <w:lang w:val="ru-RU"/>
-        </w:rPr>
         <w:t xml:space="preserve">                                                                                                                                          </w:t>
       </w:r>
     </w:p>
     <w:p>
       <w:pPr>
-        <w:pStyle w:val="NoSpacing"/>
+        <w:pStyle w:val="af1"/>
         <w:ind w:right="-143"/>
         <w:jc w:val="center"/>
         <w:rPr>
@@ -1829,7 +1877,7 @@
     </w:p>
     <w:p>
       <w:pPr>
-        <w:pStyle w:val="a2"/>
+        <w:pStyle w:val="af0"/>
         <w:spacing w:line="276" w:lineRule="auto"/>
         <w:ind w:right="-143"/>
         <w:rPr>
@@ -1871,7 +1919,7 @@
     </w:p>
     <w:p>
       <w:pPr>
-        <w:pStyle w:val="a2"/>
+        <w:pStyle w:val="af0"/>
         <w:spacing w:line="276" w:lineRule="auto"/>
         <w:ind w:right="-143"/>
         <w:rPr>
@@ -1908,128 +1956,15 @@
       </w:r>
       <w:r>
         <w:rPr>
-          <w:rFonts w:ascii="Times New Roman" w:hAnsi="Times New Roman"/>
-          <w:sz w:val="24"/>
-          <w:u w:val="single"/>
-        </w:rPr>
-        <w:tab/>
-      </w:r>
-      <w:r>
-        <w:rPr>
-          <w:rFonts w:ascii="Times New Roman" w:hAnsi="Times New Roman"/>
-          <w:sz w:val="24"/>
-          <w:u w:val="single"/>
-        </w:rPr>
-        <w:tab/>
-      </w:r>
-      <w:r>
-        <w:rPr>
-          <w:rFonts w:ascii="Times New Roman" w:hAnsi="Times New Roman"/>
-          <w:sz w:val="24"/>
-          <w:u w:val="single"/>
-        </w:rPr>
-        <w:tab/>
-      </w:r>
-      <w:r>
-        <w:rPr>
-          <w:rFonts w:ascii="Times New Roman" w:hAnsi="Times New Roman"/>
-          <w:sz w:val="24"/>
-          <w:u w:val="single"/>
-        </w:rPr>
-        <w:tab/>
-      </w:r>
-      <w:r>
-        <w:rPr>
-          <w:rFonts w:ascii="Times New Roman" w:hAnsi="Times New Roman"/>
-          <w:sz w:val="24"/>
-          <w:u w:val="single"/>
-        </w:rPr>
-        <w:tab/>
-      </w:r>
-      <w:r>
-        <w:rPr>
-          <w:rFonts w:ascii="Times New Roman" w:hAnsi="Times New Roman"/>
-          <w:sz w:val="24"/>
-          <w:u w:val="single"/>
-        </w:rPr>
-        <w:tab/>
-      </w:r>
-      <w:r>
-        <w:rPr>
-          <w:rFonts w:ascii="Times New Roman" w:hAnsi="Times New Roman"/>
-          <w:sz w:val="24"/>
-          <w:u w:val="single"/>
-        </w:rPr>
-        <w:tab/>
-      </w:r>
-      <w:r>
-        <w:rPr>
-          <w:rFonts w:ascii="Times New Roman" w:hAnsi="Times New Roman"/>
-          <w:sz w:val="24"/>
-          <w:u w:val="single"/>
-        </w:rPr>
-        <w:tab/>
-      </w:r>
-      <w:r>
-        <w:rPr>
-          <w:rFonts w:ascii="Times New Roman" w:hAnsi="Times New Roman"/>
-          <w:sz w:val="24"/>
-          <w:u w:val="single"/>
-        </w:rPr>
-        <w:tab/>
-      </w:r>
-      <w:r>
-        <w:rPr>
-          <w:rFonts w:ascii="Times New Roman" w:hAnsi="Times New Roman"/>
-          <w:sz w:val="24"/>
-          <w:u w:val="single"/>
-        </w:rPr>
-        <w:tab/>
-      </w:r>
-      <w:r>
-        <w:rPr>
-          <w:rFonts w:ascii="Times New Roman" w:hAnsi="Times New Roman"/>
-          <w:sz w:val="24"/>
-          <w:u w:val="single"/>
-        </w:rPr>
-        <w:tab/>
-      </w:r>
-      <w:r>
-        <w:rPr>
-          <w:rFonts w:ascii="Times New Roman" w:hAnsi="Times New Roman"/>
-          <w:sz w:val="24"/>
-          <w:u w:val="single"/>
-        </w:rPr>
-        <w:tab/>
-      </w:r>
-      <w:r>
-        <w:rPr>
-          <w:rFonts w:ascii="Times New Roman" w:hAnsi="Times New Roman"/>
-          <w:sz w:val="24"/>
-          <w:u w:val="single"/>
-        </w:rPr>
-        <w:tab/>
-      </w:r>
-      <w:r>
-        <w:rPr>
-          <w:rFonts w:ascii="Times New Roman" w:hAnsi="Times New Roman"/>
-          <w:sz w:val="24"/>
-          <w:u w:val="single"/>
-        </w:rPr>
-        <w:tab/>
-      </w:r>
-      <w:r>
-        <w:rPr>
-          <w:rFonts w:ascii="Times New Roman" w:hAnsi="Times New Roman"/>
-          <w:sz w:val="24"/>
-          <w:u w:val="single"/>
-        </w:rPr>
-        <w:tab/>
-      </w:r>
-      <w:r>
-        <w:rPr>
-          <w:rFonts w:ascii="Times New Roman" w:hAnsi="Times New Roman"/>
-          <w:sz w:val="24"/>
+          <w:spacing w:val="-2"/>
+          <w:sz w:val="24"/>
+          <w:u w:val="single"/>
+        </w:rPr>
+        <w:t>Асимптотический анализ алгоритма сортировки Бэтчера и его сравнение с классическими методами сортировки</w:t>
+      </w:r>
+      <w:r>
+        <w:rPr>
+          <w:spacing w:val="-2"/>
           <w:u w:val="single"/>
         </w:rPr>
         <w:tab/>
@@ -2348,7 +2283,7 @@
           <w:sz w:val="24"/>
           <w:u w:val="single"/>
         </w:rPr>
-        <w:tab/>
+        <w:t>В выпускной квалификационной работе необходимо выполнить математический анализ сложности алгоритма четно-нечетной сортировки слиянием Бэтчера, получить рекуррентные соотношения для числа компараторов операции слияния, полной сортировочной сети и глубины сети, решить данные соотношения методом раскрутки и телескопического суммирования, а также сопоставить полученные результаты с классическими алгоритмами сортировки.</w:t>
       </w:r>
     </w:p>
     <w:p>
@@ -2369,62 +2304,112 @@
           <w:sz w:val="24"/>
           <w:u w:val="single"/>
         </w:rPr>
-        <w:tab/>
-      </w:r>
-    </w:p>
-    <w:p>
-      <w:pPr>
-        <w:tabs>
-          <w:tab w:val="left" w:pos="9923"/>
-        </w:tabs>
-        <w:ind w:right="-143"/>
-        <w:rPr>
-          <w:rFonts w:ascii="Times New Roman" w:hAnsi="Times New Roman"/>
-          <w:sz w:val="24"/>
-          <w:u w:val="single"/>
-        </w:rPr>
-      </w:pPr>
-      <w:r>
-        <w:rPr>
-          <w:rFonts w:ascii="Times New Roman" w:hAnsi="Times New Roman"/>
-          <w:sz w:val="24"/>
-          <w:u w:val="single"/>
-        </w:rPr>
-        <w:tab/>
-      </w:r>
-    </w:p>
-    <w:p>
-      <w:pPr>
-        <w:tabs>
-          <w:tab w:val="left" w:pos="9923"/>
-        </w:tabs>
-        <w:ind w:right="-143"/>
-        <w:rPr>
-          <w:rFonts w:ascii="Times New Roman" w:hAnsi="Times New Roman"/>
-          <w:sz w:val="24"/>
-          <w:u w:val="single"/>
-        </w:rPr>
-      </w:pPr>
-      <w:bookmarkStart w:id="3" w:name="__DdeLink__18121_1432710916"/>
-      <w:r>
-        <w:rPr>
-          <w:rFonts w:ascii="Times New Roman" w:eastAsia="Times New Roman" w:hAnsi="Times New Roman" w:cs="Times New Roman"/>
-          <w:sz w:val="24"/>
-          <w:u w:val="single"/>
-        </w:rPr>
-        <w:tab/>
-      </w:r>
-      <w:bookmarkEnd w:id="3"/>
-    </w:p>
-    <w:p>
-      <w:pPr>
-        <w:spacing w:after="79" w:line="264" w:lineRule="auto"/>
-        <w:rPr>
-          <w:rFonts w:eastAsia="Times New Roman" w:cs="Times New Roman"/>
-          <w:b/>
-          <w:sz w:val="24"/>
-        </w:rPr>
-      </w:pPr>
+        <w:t>В ходе работы требуется рассмотреть теоретические основы асимптотического анализа алгоритмов, свойства сортировочных сетей, информационно-теоретическую нижнюю границу для сортировки сравнениями, классические алгоритмы сортировки и границы применимости метода рекуррентных соотношений.</w:t>
+      </w:r>
+      <w:r>
+        <w:rPr>
+          <w:rFonts w:ascii="Times New Roman" w:hAnsi="Times New Roman"/>
+          <w:sz w:val="24"/>
+          <w:u w:val="single"/>
+        </w:rPr>
+        <w:t xml:space="preserve"> </w:t>
+      </w:r>
+      <w:r>
+        <w:rPr>
+          <w:rFonts w:ascii="Times New Roman" w:hAnsi="Times New Roman"/>
+          <w:sz w:val="24"/>
+          <w:u w:val="single"/>
+        </w:rPr>
+        <w:t xml:space="preserve">Исходными данными являются научная и учебная литература по анализу алгоритмов, сортировочным сетям и рекуррентным соотношениям; классические результаты К. Э. Бэтчера по сортировочным сетям; известные оценки сложности сортировки слиянием, быстрой сортировки, битонической сортировки, сортировки вставками и пирамидальной сортировки; программные средства Python, </w:t>
+      </w:r>
+      <w:proofErr w:type="spellStart"/>
+      <w:r>
+        <w:rPr>
+          <w:rFonts w:ascii="Times New Roman" w:hAnsi="Times New Roman"/>
+          <w:sz w:val="24"/>
+          <w:u w:val="single"/>
+        </w:rPr>
+        <w:t>Jupyter</w:t>
+      </w:r>
+      <w:proofErr w:type="spellEnd"/>
+      <w:r>
+        <w:rPr>
+          <w:rFonts w:ascii="Times New Roman" w:hAnsi="Times New Roman"/>
+          <w:sz w:val="24"/>
+          <w:u w:val="single"/>
+        </w:rPr>
+        <w:t xml:space="preserve"> </w:t>
+      </w:r>
+      <w:proofErr w:type="spellStart"/>
+      <w:r>
+        <w:rPr>
+          <w:rFonts w:ascii="Times New Roman" w:hAnsi="Times New Roman"/>
+          <w:sz w:val="24"/>
+          <w:u w:val="single"/>
+        </w:rPr>
+        <w:t>Notebook</w:t>
+      </w:r>
+      <w:proofErr w:type="spellEnd"/>
+      <w:r>
+        <w:rPr>
+          <w:rFonts w:ascii="Times New Roman" w:hAnsi="Times New Roman"/>
+          <w:sz w:val="24"/>
+          <w:u w:val="single"/>
+        </w:rPr>
+        <w:t xml:space="preserve">, </w:t>
+      </w:r>
+      <w:proofErr w:type="spellStart"/>
+      <w:r>
+        <w:rPr>
+          <w:rFonts w:ascii="Times New Roman" w:hAnsi="Times New Roman"/>
+          <w:sz w:val="24"/>
+          <w:u w:val="single"/>
+        </w:rPr>
+        <w:t>NumPy</w:t>
+      </w:r>
+      <w:proofErr w:type="spellEnd"/>
+      <w:r>
+        <w:rPr>
+          <w:rFonts w:ascii="Times New Roman" w:hAnsi="Times New Roman"/>
+          <w:sz w:val="24"/>
+          <w:u w:val="single"/>
+        </w:rPr>
+        <w:t xml:space="preserve"> и </w:t>
+      </w:r>
+      <w:proofErr w:type="spellStart"/>
+      <w:r>
+        <w:rPr>
+          <w:rFonts w:ascii="Times New Roman" w:hAnsi="Times New Roman"/>
+          <w:sz w:val="24"/>
+          <w:u w:val="single"/>
+        </w:rPr>
+        <w:t>Matplotlib</w:t>
+      </w:r>
+      <w:proofErr w:type="spellEnd"/>
+      <w:r>
+        <w:rPr>
+          <w:rFonts w:ascii="Times New Roman" w:hAnsi="Times New Roman"/>
+          <w:sz w:val="24"/>
+          <w:u w:val="single"/>
+        </w:rPr>
+        <w:t>.</w:t>
+      </w:r>
+      <w:r>
+        <w:rPr>
+          <w:rFonts w:ascii="Times New Roman" w:hAnsi="Times New Roman"/>
+          <w:sz w:val="24"/>
+          <w:u w:val="single"/>
+        </w:rPr>
+        <w:tab/>
+      </w:r>
+      <w:r>
+        <w:rPr>
+          <w:rFonts w:ascii="Times New Roman" w:hAnsi="Times New Roman"/>
+          <w:sz w:val="24"/>
+          <w:u w:val="single"/>
+        </w:rPr>
+        <w:tab/>
+      </w:r>
     </w:p>
     <w:p>
       <w:pPr>
@@ -2469,7 +2454,6 @@
     </w:p>
     <w:tbl>
       <w:tblPr>
-        <w:tblStyle w:val="TableNormal"/>
         <w:tblW w:w="9916" w:type="dxa"/>
         <w:tblInd w:w="7" w:type="dxa"/>
         <w:tblLayout w:type="fixed"/>
@@ -2478,7 +2462,7 @@
           <w:left w:w="110" w:type="dxa"/>
           <w:right w:w="115" w:type="dxa"/>
         </w:tblCellMar>
-        <w:tblLook w:val="04A0"/>
+        <w:tblLook w:val="04A0" w:firstRow="1" w:lastRow="0" w:firstColumn="1" w:lastColumn="0" w:noHBand="0" w:noVBand="1"/>
       </w:tblPr>
       <w:tblGrid>
         <w:gridCol w:w="809"/>
@@ -2486,17 +2470,6 @@
         <w:gridCol w:w="2619"/>
       </w:tblGrid>
       <w:tr>
-        <w:tblPrEx>
-          <w:tblW w:w="9916" w:type="dxa"/>
-          <w:tblInd w:w="7" w:type="dxa"/>
-          <w:tblLayout w:type="fixed"/>
-          <w:tblCellMar>
-            <w:top w:w="65" w:type="dxa"/>
-            <w:left w:w="110" w:type="dxa"/>
-            <w:right w:w="115" w:type="dxa"/>
-          </w:tblCellMar>
-          <w:tblLook w:val="04A0"/>
-        </w:tblPrEx>
         <w:trPr>
           <w:trHeight w:val="644"/>
         </w:trPr>
@@ -2525,6 +2498,7 @@
                 <w:b/>
                 <w:sz w:val="24"/>
               </w:rPr>
+              <w:lastRenderedPageBreak/>
               <w:t>№</w:t>
             </w:r>
           </w:p>
@@ -2609,17 +2583,6 @@
         </w:tc>
       </w:tr>
       <w:tr>
-        <w:tblPrEx>
-          <w:tblW w:w="9916" w:type="dxa"/>
-          <w:tblInd w:w="7" w:type="dxa"/>
-          <w:tblLayout w:type="fixed"/>
-          <w:tblCellMar>
-            <w:top w:w="65" w:type="dxa"/>
-            <w:left w:w="110" w:type="dxa"/>
-            <w:right w:w="115" w:type="dxa"/>
-          </w:tblCellMar>
-          <w:tblLook w:val="04A0"/>
-        </w:tblPrEx>
         <w:trPr>
           <w:trHeight w:val="329"/>
         </w:trPr>
@@ -2693,21 +2656,16 @@
                 <w:rFonts w:ascii="Times New Roman" w:hAnsi="Times New Roman"/>
               </w:rPr>
             </w:pPr>
+            <w:r>
+              <w:rPr>
+                <w:rFonts w:ascii="Times New Roman" w:hAnsi="Times New Roman"/>
+              </w:rPr>
+              <w:t>16</w:t>
+            </w:r>
           </w:p>
         </w:tc>
       </w:tr>
       <w:tr>
-        <w:tblPrEx>
-          <w:tblW w:w="9916" w:type="dxa"/>
-          <w:tblInd w:w="7" w:type="dxa"/>
-          <w:tblLayout w:type="fixed"/>
-          <w:tblCellMar>
-            <w:top w:w="65" w:type="dxa"/>
-            <w:left w:w="110" w:type="dxa"/>
-            <w:right w:w="115" w:type="dxa"/>
-          </w:tblCellMar>
-          <w:tblLook w:val="04A0"/>
-        </w:tblPrEx>
         <w:trPr>
           <w:trHeight w:val="326"/>
         </w:trPr>
@@ -2772,253 +2730,7 @@
           </w:p>
         </w:tc>
       </w:tr>
-      <w:tr>
-        <w:tblPrEx>
-          <w:tblW w:w="9916" w:type="dxa"/>
-          <w:tblInd w:w="7" w:type="dxa"/>
-          <w:tblLayout w:type="fixed"/>
-          <w:tblCellMar>
-            <w:top w:w="65" w:type="dxa"/>
-            <w:left w:w="110" w:type="dxa"/>
-            <w:right w:w="115" w:type="dxa"/>
-          </w:tblCellMar>
-          <w:tblLook w:val="04A0"/>
-        </w:tblPrEx>
-        <w:trPr>
-          <w:trHeight w:val="329"/>
-        </w:trPr>
-        <w:tc>
-          <w:tcPr>
-            <w:tcW w:w="809" w:type="dxa"/>
-            <w:tcBorders>
-              <w:top w:val="single" w:sz="4" w:space="0" w:color="000000"/>
-              <w:left w:val="single" w:sz="4" w:space="0" w:color="000000"/>
-              <w:bottom w:val="single" w:sz="4" w:space="0" w:color="000000"/>
-              <w:right w:val="single" w:sz="4" w:space="0" w:color="000000"/>
-            </w:tcBorders>
-            <w:shd w:val="clear" w:color="auto" w:fill="auto"/>
-          </w:tcPr>
-          <w:p>
-            <w:pPr>
-              <w:widowControl w:val="0"/>
-              <w:rPr>
-                <w:rFonts w:ascii="Times New Roman" w:hAnsi="Times New Roman"/>
-              </w:rPr>
-            </w:pPr>
-          </w:p>
-        </w:tc>
-        <w:tc>
-          <w:tcPr>
-            <w:tcW w:w="6488" w:type="dxa"/>
-            <w:tcBorders>
-              <w:top w:val="single" w:sz="4" w:space="0" w:color="000000"/>
-              <w:left w:val="single" w:sz="4" w:space="0" w:color="000000"/>
-              <w:bottom w:val="single" w:sz="4" w:space="0" w:color="000000"/>
-              <w:right w:val="single" w:sz="4" w:space="0" w:color="000000"/>
-            </w:tcBorders>
-            <w:shd w:val="clear" w:color="auto" w:fill="auto"/>
-          </w:tcPr>
-          <w:p>
-            <w:pPr>
-              <w:widowControl w:val="0"/>
-              <w:rPr>
-                <w:rFonts w:ascii="Times New Roman" w:hAnsi="Times New Roman"/>
-              </w:rPr>
-            </w:pPr>
-          </w:p>
-        </w:tc>
-        <w:tc>
-          <w:tcPr>
-            <w:tcW w:w="2619" w:type="dxa"/>
-            <w:tcBorders>
-              <w:top w:val="single" w:sz="4" w:space="0" w:color="000000"/>
-              <w:left w:val="single" w:sz="4" w:space="0" w:color="000000"/>
-              <w:bottom w:val="single" w:sz="4" w:space="0" w:color="000000"/>
-              <w:right w:val="single" w:sz="4" w:space="0" w:color="000000"/>
-            </w:tcBorders>
-            <w:shd w:val="clear" w:color="auto" w:fill="auto"/>
-          </w:tcPr>
-          <w:p>
-            <w:pPr>
-              <w:widowControl w:val="0"/>
-              <w:rPr>
-                <w:rFonts w:ascii="Times New Roman" w:hAnsi="Times New Roman"/>
-              </w:rPr>
-            </w:pPr>
-          </w:p>
-        </w:tc>
-      </w:tr>
-      <w:tr>
-        <w:tblPrEx>
-          <w:tblW w:w="9916" w:type="dxa"/>
-          <w:tblInd w:w="7" w:type="dxa"/>
-          <w:tblLayout w:type="fixed"/>
-          <w:tblCellMar>
-            <w:top w:w="65" w:type="dxa"/>
-            <w:left w:w="110" w:type="dxa"/>
-            <w:right w:w="115" w:type="dxa"/>
-          </w:tblCellMar>
-          <w:tblLook w:val="04A0"/>
-        </w:tblPrEx>
-        <w:trPr>
-          <w:trHeight w:val="326"/>
-        </w:trPr>
-        <w:tc>
-          <w:tcPr>
-            <w:tcW w:w="809" w:type="dxa"/>
-            <w:tcBorders>
-              <w:top w:val="single" w:sz="4" w:space="0" w:color="000000"/>
-              <w:left w:val="single" w:sz="4" w:space="0" w:color="000000"/>
-              <w:bottom w:val="single" w:sz="4" w:space="0" w:color="000000"/>
-              <w:right w:val="single" w:sz="4" w:space="0" w:color="000000"/>
-            </w:tcBorders>
-            <w:shd w:val="clear" w:color="auto" w:fill="auto"/>
-          </w:tcPr>
-          <w:p>
-            <w:pPr>
-              <w:widowControl w:val="0"/>
-              <w:rPr>
-                <w:rFonts w:ascii="Times New Roman" w:hAnsi="Times New Roman"/>
-              </w:rPr>
-            </w:pPr>
-          </w:p>
-        </w:tc>
-        <w:tc>
-          <w:tcPr>
-            <w:tcW w:w="6488" w:type="dxa"/>
-            <w:tcBorders>
-              <w:top w:val="single" w:sz="4" w:space="0" w:color="000000"/>
-              <w:left w:val="single" w:sz="4" w:space="0" w:color="000000"/>
-              <w:bottom w:val="single" w:sz="4" w:space="0" w:color="000000"/>
-              <w:right w:val="single" w:sz="4" w:space="0" w:color="000000"/>
-            </w:tcBorders>
-            <w:shd w:val="clear" w:color="auto" w:fill="auto"/>
-          </w:tcPr>
-          <w:p>
-            <w:pPr>
-              <w:widowControl w:val="0"/>
-              <w:rPr>
-                <w:rFonts w:ascii="Times New Roman" w:hAnsi="Times New Roman"/>
-              </w:rPr>
-            </w:pPr>
-          </w:p>
-        </w:tc>
-        <w:tc>
-          <w:tcPr>
-            <w:tcW w:w="2619" w:type="dxa"/>
-            <w:tcBorders>
-              <w:top w:val="single" w:sz="4" w:space="0" w:color="000000"/>
-              <w:left w:val="single" w:sz="4" w:space="0" w:color="000000"/>
-              <w:bottom w:val="single" w:sz="4" w:space="0" w:color="000000"/>
-              <w:right w:val="single" w:sz="4" w:space="0" w:color="000000"/>
-            </w:tcBorders>
-            <w:shd w:val="clear" w:color="auto" w:fill="auto"/>
-          </w:tcPr>
-          <w:p>
-            <w:pPr>
-              <w:widowControl w:val="0"/>
-              <w:rPr>
-                <w:rFonts w:ascii="Times New Roman" w:hAnsi="Times New Roman"/>
-              </w:rPr>
-            </w:pPr>
-          </w:p>
-        </w:tc>
-      </w:tr>
-      <w:tr>
-        <w:tblPrEx>
-          <w:tblW w:w="9916" w:type="dxa"/>
-          <w:tblInd w:w="7" w:type="dxa"/>
-          <w:tblLayout w:type="fixed"/>
-          <w:tblCellMar>
-            <w:top w:w="65" w:type="dxa"/>
-            <w:left w:w="110" w:type="dxa"/>
-            <w:right w:w="115" w:type="dxa"/>
-          </w:tblCellMar>
-          <w:tblLook w:val="04A0"/>
-        </w:tblPrEx>
-        <w:trPr>
-          <w:trHeight w:val="329"/>
-        </w:trPr>
-        <w:tc>
-          <w:tcPr>
-            <w:tcW w:w="809" w:type="dxa"/>
-            <w:tcBorders>
-              <w:top w:val="single" w:sz="4" w:space="0" w:color="000000"/>
-              <w:left w:val="single" w:sz="4" w:space="0" w:color="000000"/>
-              <w:bottom w:val="single" w:sz="4" w:space="0" w:color="000000"/>
-              <w:right w:val="single" w:sz="4" w:space="0" w:color="000000"/>
-            </w:tcBorders>
-            <w:shd w:val="clear" w:color="auto" w:fill="auto"/>
-          </w:tcPr>
-          <w:p>
-            <w:pPr>
-              <w:widowControl w:val="0"/>
-              <w:rPr>
-                <w:rFonts w:ascii="Times New Roman" w:hAnsi="Times New Roman"/>
-              </w:rPr>
-            </w:pPr>
-          </w:p>
-        </w:tc>
-        <w:tc>
-          <w:tcPr>
-            <w:tcW w:w="6488" w:type="dxa"/>
-            <w:tcBorders>
-              <w:top w:val="single" w:sz="4" w:space="0" w:color="000000"/>
-              <w:left w:val="single" w:sz="4" w:space="0" w:color="000000"/>
-              <w:bottom w:val="single" w:sz="4" w:space="0" w:color="000000"/>
-              <w:right w:val="single" w:sz="4" w:space="0" w:color="000000"/>
-            </w:tcBorders>
-            <w:shd w:val="clear" w:color="auto" w:fill="auto"/>
-          </w:tcPr>
-          <w:p>
-            <w:pPr>
-              <w:widowControl w:val="0"/>
-              <w:rPr>
-                <w:rFonts w:ascii="Times New Roman" w:hAnsi="Times New Roman"/>
-              </w:rPr>
-            </w:pPr>
-          </w:p>
-        </w:tc>
-        <w:tc>
-          <w:tcPr>
-            <w:tcW w:w="2619" w:type="dxa"/>
-            <w:tcBorders>
-              <w:top w:val="single" w:sz="4" w:space="0" w:color="000000"/>
-              <w:left w:val="single" w:sz="4" w:space="0" w:color="000000"/>
-              <w:bottom w:val="single" w:sz="4" w:space="0" w:color="000000"/>
-              <w:right w:val="single" w:sz="4" w:space="0" w:color="000000"/>
-            </w:tcBorders>
-            <w:shd w:val="clear" w:color="auto" w:fill="auto"/>
-          </w:tcPr>
-          <w:p>
-            <w:pPr>
-              <w:widowControl w:val="0"/>
-              <w:rPr>
-                <w:rFonts w:ascii="Times New Roman" w:hAnsi="Times New Roman"/>
-              </w:rPr>
-            </w:pPr>
-          </w:p>
-        </w:tc>
-      </w:tr>
     </w:tbl>
-    <w:p>
-      <w:pPr>
-        <w:rPr>
-          <w:rFonts w:ascii="Times New Roman" w:eastAsia="Times New Roman" w:hAnsi="Times New Roman" w:cs="Times New Roman"/>
-          <w:b/>
-        </w:rPr>
-        <w:sectPr>
-          <w:type w:val="nextPage"/>
-          <w:pgSz w:w="11906" w:h="16838"/>
-          <w:pgMar w:top="664" w:right="618" w:bottom="282" w:left="1133" w:header="0" w:footer="0" w:gutter="0"/>
-          <w:pgNumType w:start="3"/>
-          <w:cols w:space="720"/>
-          <w:formProt w:val="0"/>
-          <w:titlePg w:val="0"/>
-          <w:docGrid w:linePitch="100" w:charSpace="4096"/>
-        </w:sectPr>
-      </w:pPr>
-    </w:p>
     <w:p>
       <w:pPr>
         <w:rPr>
@@ -3044,7 +2756,6 @@
     </w:p>
     <w:tbl>
       <w:tblPr>
-        <w:tblStyle w:val="TableNormal"/>
         <w:tblW w:w="10068" w:type="dxa"/>
         <w:tblInd w:w="-27" w:type="dxa"/>
         <w:tblLayout w:type="fixed"/>
@@ -3053,7 +2764,7 @@
           <w:left w:w="134" w:type="dxa"/>
           <w:right w:w="115" w:type="dxa"/>
         </w:tblCellMar>
-        <w:tblLook w:val="04A0"/>
+        <w:tblLook w:val="04A0" w:firstRow="1" w:lastRow="0" w:firstColumn="1" w:lastColumn="0" w:noHBand="0" w:noVBand="1"/>
       </w:tblPr>
       <w:tblGrid>
         <w:gridCol w:w="696"/>
@@ -3063,17 +2774,6 @@
         <w:gridCol w:w="1560"/>
       </w:tblGrid>
       <w:tr>
-        <w:tblPrEx>
-          <w:tblW w:w="10068" w:type="dxa"/>
-          <w:tblInd w:w="-27" w:type="dxa"/>
-          <w:tblLayout w:type="fixed"/>
-          <w:tblCellMar>
-            <w:top w:w="50" w:type="dxa"/>
-            <w:left w:w="134" w:type="dxa"/>
-            <w:right w:w="115" w:type="dxa"/>
-          </w:tblCellMar>
-          <w:tblLook w:val="04A0"/>
-        </w:tblPrEx>
         <w:trPr>
           <w:trHeight w:val="970"/>
         </w:trPr>
@@ -3231,17 +2931,6 @@
         </w:tc>
       </w:tr>
       <w:tr>
-        <w:tblPrEx>
-          <w:tblW w:w="10068" w:type="dxa"/>
-          <w:tblInd w:w="-27" w:type="dxa"/>
-          <w:tblLayout w:type="fixed"/>
-          <w:tblCellMar>
-            <w:top w:w="50" w:type="dxa"/>
-            <w:left w:w="134" w:type="dxa"/>
-            <w:right w:w="115" w:type="dxa"/>
-          </w:tblCellMar>
-          <w:tblLook w:val="04A0"/>
-        </w:tblPrEx>
         <w:trPr>
           <w:trHeight w:val="379"/>
         </w:trPr>
@@ -3263,6 +2952,12 @@
                 <w:rFonts w:ascii="Times New Roman" w:hAnsi="Times New Roman"/>
               </w:rPr>
             </w:pPr>
+            <w:r>
+              <w:rPr>
+                <w:rFonts w:ascii="Times New Roman" w:hAnsi="Times New Roman"/>
+              </w:rPr>
+              <w:t>1</w:t>
+            </w:r>
           </w:p>
         </w:tc>
         <w:tc>
@@ -3278,11 +2973,11 @@
           </w:tcPr>
           <w:p>
             <w:pPr>
-              <w:widowControl w:val="0"/>
-              <w:rPr>
-                <w:rFonts w:ascii="Times New Roman" w:hAnsi="Times New Roman"/>
-              </w:rPr>
-            </w:pPr>
+              <w:pStyle w:val="editorthemeparagraph"/>
+            </w:pPr>
+            <w:r>
+              <w:t>Подбор и анализ литературы по теме исследования</w:t>
+            </w:r>
           </w:p>
         </w:tc>
         <w:tc>
@@ -3303,6 +2998,12 @@
                 <w:rFonts w:ascii="Times New Roman" w:hAnsi="Times New Roman"/>
               </w:rPr>
             </w:pPr>
+            <w:r>
+              <w:rPr>
+                <w:rFonts w:ascii="Times New Roman" w:hAnsi="Times New Roman"/>
+              </w:rPr>
+              <w:t>10</w:t>
+            </w:r>
           </w:p>
         </w:tc>
         <w:tc>
@@ -3318,6 +3019,14 @@
           </w:tcPr>
           <w:p>
             <w:pPr>
+              <w:pStyle w:val="editorthemeparagraph"/>
+            </w:pPr>
+            <w:r>
+              <w:t>02.09.2024-30.11.2024</w:t>
+            </w:r>
+          </w:p>
+          <w:p>
+            <w:pPr>
               <w:widowControl w:val="0"/>
               <w:rPr>
                 <w:rFonts w:ascii="Times New Roman" w:hAnsi="Times New Roman"/>
@@ -3347,17 +3056,6 @@
         </w:tc>
       </w:tr>
       <w:tr>
-        <w:tblPrEx>
-          <w:tblW w:w="10068" w:type="dxa"/>
-          <w:tblInd w:w="-27" w:type="dxa"/>
-          <w:tblLayout w:type="fixed"/>
-          <w:tblCellMar>
-            <w:top w:w="50" w:type="dxa"/>
-            <w:left w:w="134" w:type="dxa"/>
-            <w:right w:w="115" w:type="dxa"/>
-          </w:tblCellMar>
-          <w:tblLook w:val="04A0"/>
-        </w:tblPrEx>
         <w:trPr>
           <w:trHeight w:val="379"/>
         </w:trPr>
@@ -3379,6 +3077,12 @@
                 <w:rFonts w:ascii="Times New Roman" w:hAnsi="Times New Roman"/>
               </w:rPr>
             </w:pPr>
+            <w:r>
+              <w:rPr>
+                <w:rFonts w:ascii="Times New Roman" w:hAnsi="Times New Roman"/>
+              </w:rPr>
+              <w:t>2</w:t>
+            </w:r>
           </w:p>
         </w:tc>
         <w:tc>
@@ -3394,6 +3098,14 @@
           </w:tcPr>
           <w:p>
             <w:pPr>
+              <w:pStyle w:val="editorthemeparagraph"/>
+            </w:pPr>
+            <w:r>
+              <w:t>Изучение методов асимптотического анализа и теории сортировочных сетей</w:t>
+            </w:r>
+          </w:p>
+          <w:p>
+            <w:pPr>
               <w:widowControl w:val="0"/>
               <w:rPr>
                 <w:rFonts w:ascii="Times New Roman" w:hAnsi="Times New Roman"/>
@@ -3419,6 +3131,12 @@
                 <w:rFonts w:ascii="Times New Roman" w:hAnsi="Times New Roman"/>
               </w:rPr>
             </w:pPr>
+            <w:r>
+              <w:rPr>
+                <w:rFonts w:ascii="Times New Roman" w:hAnsi="Times New Roman"/>
+              </w:rPr>
+              <w:t>10</w:t>
+            </w:r>
           </w:p>
         </w:tc>
         <w:tc>
@@ -3434,6 +3152,14 @@
           </w:tcPr>
           <w:p>
             <w:pPr>
+              <w:pStyle w:val="editorthemeparagraph"/>
+            </w:pPr>
+            <w:r>
+              <w:t>01.12.2024-31.01.2025</w:t>
+            </w:r>
+          </w:p>
+          <w:p>
+            <w:pPr>
               <w:widowControl w:val="0"/>
               <w:rPr>
                 <w:rFonts w:ascii="Times New Roman" w:hAnsi="Times New Roman"/>
@@ -3463,17 +3189,6 @@
         </w:tc>
       </w:tr>
       <w:tr>
-        <w:tblPrEx>
-          <w:tblW w:w="10068" w:type="dxa"/>
-          <w:tblInd w:w="-27" w:type="dxa"/>
-          <w:tblLayout w:type="fixed"/>
-          <w:tblCellMar>
-            <w:top w:w="50" w:type="dxa"/>
-            <w:left w:w="134" w:type="dxa"/>
-            <w:right w:w="115" w:type="dxa"/>
-          </w:tblCellMar>
-          <w:tblLook w:val="04A0"/>
-        </w:tblPrEx>
         <w:trPr>
           <w:trHeight w:val="382"/>
         </w:trPr>
@@ -3495,6 +3210,12 @@
                 <w:rFonts w:ascii="Times New Roman" w:hAnsi="Times New Roman"/>
               </w:rPr>
             </w:pPr>
+            <w:r>
+              <w:rPr>
+                <w:rFonts w:ascii="Times New Roman" w:hAnsi="Times New Roman"/>
+              </w:rPr>
+              <w:t>3</w:t>
+            </w:r>
           </w:p>
         </w:tc>
         <w:tc>
@@ -3510,6 +3231,14 @@
           </w:tcPr>
           <w:p>
             <w:pPr>
+              <w:pStyle w:val="editorthemeparagraph"/>
+            </w:pPr>
+            <w:r>
+              <w:t>Анализ алгоритма сортировки Бэтчера и вывод рекуррентных соотношений</w:t>
+            </w:r>
+          </w:p>
+          <w:p>
+            <w:pPr>
               <w:widowControl w:val="0"/>
               <w:rPr>
                 <w:rFonts w:ascii="Times New Roman" w:hAnsi="Times New Roman"/>
@@ -3530,6 +3259,14 @@
           </w:tcPr>
           <w:p>
             <w:pPr>
+              <w:pStyle w:val="editorthemeparagraph"/>
+            </w:pPr>
+            <w:r>
+              <w:t>20</w:t>
+            </w:r>
+          </w:p>
+          <w:p>
+            <w:pPr>
               <w:widowControl w:val="0"/>
               <w:rPr>
                 <w:rFonts w:ascii="Times New Roman" w:hAnsi="Times New Roman"/>
@@ -3550,6 +3287,14 @@
           </w:tcPr>
           <w:p>
             <w:pPr>
+              <w:pStyle w:val="editorthemeparagraph"/>
+            </w:pPr>
+            <w:r>
+              <w:t>01.02.2025-31.05.2025</w:t>
+            </w:r>
+          </w:p>
+          <w:p>
+            <w:pPr>
               <w:widowControl w:val="0"/>
               <w:rPr>
                 <w:rFonts w:ascii="Times New Roman" w:hAnsi="Times New Roman"/>
@@ -3579,17 +3324,6 @@
         </w:tc>
       </w:tr>
       <w:tr>
-        <w:tblPrEx>
-          <w:tblW w:w="10068" w:type="dxa"/>
-          <w:tblInd w:w="-27" w:type="dxa"/>
-          <w:tblLayout w:type="fixed"/>
-          <w:tblCellMar>
-            <w:top w:w="50" w:type="dxa"/>
-            <w:left w:w="134" w:type="dxa"/>
-            <w:right w:w="115" w:type="dxa"/>
-          </w:tblCellMar>
-          <w:tblLook w:val="04A0"/>
-        </w:tblPrEx>
         <w:trPr>
           <w:trHeight w:val="379"/>
         </w:trPr>
@@ -3611,6 +3345,12 @@
                 <w:rFonts w:ascii="Times New Roman" w:hAnsi="Times New Roman"/>
               </w:rPr>
             </w:pPr>
+            <w:r>
+              <w:rPr>
+                <w:rFonts w:ascii="Times New Roman" w:hAnsi="Times New Roman"/>
+              </w:rPr>
+              <w:t>4</w:t>
+            </w:r>
           </w:p>
         </w:tc>
         <w:tc>
@@ -3626,11 +3366,11 @@
           </w:tcPr>
           <w:p>
             <w:pPr>
-              <w:widowControl w:val="0"/>
-              <w:rPr>
-                <w:rFonts w:ascii="Times New Roman" w:hAnsi="Times New Roman"/>
-              </w:rPr>
-            </w:pPr>
+              <w:pStyle w:val="editorthemeparagraph"/>
+            </w:pPr>
+            <w:r>
+              <w:t>Сравнение сортировки Бэтчера с классическими алгоритмами сортировки и Исследование границ применимости метода рекуррентных соотношений</w:t>
+            </w:r>
           </w:p>
         </w:tc>
         <w:tc>
@@ -3646,6 +3386,14 @@
           </w:tcPr>
           <w:p>
             <w:pPr>
+              <w:pStyle w:val="editorthemeparagraph"/>
+            </w:pPr>
+            <w:r>
+              <w:t>15</w:t>
+            </w:r>
+          </w:p>
+          <w:p>
+            <w:pPr>
               <w:widowControl w:val="0"/>
               <w:rPr>
                 <w:rFonts w:ascii="Times New Roman" w:hAnsi="Times New Roman"/>
@@ -3666,6 +3414,14 @@
           </w:tcPr>
           <w:p>
             <w:pPr>
+              <w:pStyle w:val="editorthemeparagraph"/>
+            </w:pPr>
+            <w:r>
+              <w:t>01.11.2025-31.01.2026</w:t>
+            </w:r>
+          </w:p>
+          <w:p>
+            <w:pPr>
               <w:widowControl w:val="0"/>
               <w:rPr>
                 <w:rFonts w:ascii="Times New Roman" w:hAnsi="Times New Roman"/>
@@ -3695,17 +3451,6 @@
         </w:tc>
       </w:tr>
       <w:tr>
-        <w:tblPrEx>
-          <w:tblW w:w="10068" w:type="dxa"/>
-          <w:tblInd w:w="-27" w:type="dxa"/>
-          <w:tblLayout w:type="fixed"/>
-          <w:tblCellMar>
-            <w:top w:w="50" w:type="dxa"/>
-            <w:left w:w="134" w:type="dxa"/>
-            <w:right w:w="115" w:type="dxa"/>
-          </w:tblCellMar>
-          <w:tblLook w:val="04A0"/>
-        </w:tblPrEx>
         <w:trPr>
           <w:trHeight w:val="379"/>
         </w:trPr>
@@ -3727,6 +3472,12 @@
                 <w:rFonts w:ascii="Times New Roman" w:hAnsi="Times New Roman"/>
               </w:rPr>
             </w:pPr>
+            <w:r>
+              <w:rPr>
+                <w:rFonts w:ascii="Times New Roman" w:hAnsi="Times New Roman"/>
+              </w:rPr>
+              <w:t>5</w:t>
+            </w:r>
           </w:p>
         </w:tc>
         <w:tc>
@@ -3742,6 +3493,14 @@
           </w:tcPr>
           <w:p>
             <w:pPr>
+              <w:pStyle w:val="editorthemeparagraph"/>
+            </w:pPr>
+            <w:r>
+              <w:t>Разработка программных реализаций и проведение машинного эксперимента</w:t>
+            </w:r>
+          </w:p>
+          <w:p>
+            <w:pPr>
               <w:widowControl w:val="0"/>
               <w:rPr>
                 <w:rFonts w:ascii="Times New Roman" w:hAnsi="Times New Roman"/>
@@ -3762,6 +3521,20 @@
           </w:tcPr>
           <w:p>
             <w:pPr>
+              <w:pStyle w:val="editorthemeparagraph"/>
+              <w:rPr>
+                <w:lang w:val="en-US"/>
+              </w:rPr>
+            </w:pPr>
+            <w:r>
+              <w:rPr>
+                <w:lang w:val="en-US"/>
+              </w:rPr>
+              <w:t>25</w:t>
+            </w:r>
+          </w:p>
+          <w:p>
+            <w:pPr>
               <w:widowControl w:val="0"/>
               <w:rPr>
                 <w:rFonts w:ascii="Times New Roman" w:hAnsi="Times New Roman"/>
@@ -3782,6 +3555,14 @@
           </w:tcPr>
           <w:p>
             <w:pPr>
+              <w:pStyle w:val="editorthemeparagraph"/>
+            </w:pPr>
+            <w:r>
+              <w:t>01.11.2025-31.01.2026</w:t>
+            </w:r>
+          </w:p>
+          <w:p>
+            <w:pPr>
               <w:widowControl w:val="0"/>
               <w:rPr>
                 <w:rFonts w:ascii="Times New Roman" w:hAnsi="Times New Roman"/>
@@ -3811,17 +3592,6 @@
         </w:tc>
       </w:tr>
       <w:tr>
-        <w:tblPrEx>
-          <w:tblW w:w="10068" w:type="dxa"/>
-          <w:tblInd w:w="-27" w:type="dxa"/>
-          <w:tblLayout w:type="fixed"/>
-          <w:tblCellMar>
-            <w:top w:w="50" w:type="dxa"/>
-            <w:left w:w="134" w:type="dxa"/>
-            <w:right w:w="115" w:type="dxa"/>
-          </w:tblCellMar>
-          <w:tblLook w:val="04A0"/>
-        </w:tblPrEx>
         <w:trPr>
           <w:trHeight w:val="382"/>
         </w:trPr>
@@ -3843,6 +3613,12 @@
                 <w:rFonts w:ascii="Times New Roman" w:hAnsi="Times New Roman"/>
               </w:rPr>
             </w:pPr>
+            <w:r>
+              <w:rPr>
+                <w:rFonts w:ascii="Times New Roman" w:hAnsi="Times New Roman"/>
+              </w:rPr>
+              <w:t>6</w:t>
+            </w:r>
           </w:p>
         </w:tc>
         <w:tc>
@@ -3858,6 +3634,14 @@
           </w:tcPr>
           <w:p>
             <w:pPr>
+              <w:pStyle w:val="editorthemeparagraph"/>
+            </w:pPr>
+            <w:r>
+              <w:t>Оформление текста ВКР, подготовка презентации и материалов к защите</w:t>
+            </w:r>
+          </w:p>
+          <w:p>
+            <w:pPr>
               <w:widowControl w:val="0"/>
               <w:rPr>
                 <w:rFonts w:ascii="Times New Roman" w:hAnsi="Times New Roman"/>
@@ -3876,6 +3660,20 @@
             </w:tcBorders>
             <w:shd w:val="clear" w:color="auto" w:fill="auto"/>
           </w:tcPr>
+          <w:p>
+            <w:pPr>
+              <w:pStyle w:val="editorthemeparagraph"/>
+            </w:pPr>
+            <w:r>
+              <w:rPr>
+                <w:lang w:val="en-US"/>
+              </w:rPr>
+              <w:t>2</w:t>
+            </w:r>
+            <w:r>
+              <w:t>0</w:t>
+            </w:r>
+          </w:p>
           <w:p>
             <w:pPr>
               <w:widowControl w:val="0"/>
@@ -3899,6 +3697,23 @@
           </w:tcPr>
           <w:p>
             <w:pPr>
+              <w:pStyle w:val="editorthemeparagraph"/>
+            </w:pPr>
+            <w:r>
+              <w:t>31</w:t>
+            </w:r>
+            <w:r>
+              <w:rPr>
+                <w:lang w:val="en-US"/>
+              </w:rPr>
+              <w:t>.01</w:t>
+            </w:r>
+            <w:r>
+              <w:t>.2026-24.05.2026</w:t>
+            </w:r>
+          </w:p>
+          <w:p>
+            <w:pPr>
               <w:widowControl w:val="0"/>
               <w:rPr>
                 <w:rFonts w:ascii="Times New Roman" w:hAnsi="Times New Roman"/>
@@ -3927,270 +3742,23 @@
           </w:p>
         </w:tc>
       </w:tr>
-      <w:tr>
-        <w:tblPrEx>
-          <w:tblW w:w="10068" w:type="dxa"/>
-          <w:tblInd w:w="-27" w:type="dxa"/>
-          <w:tblLayout w:type="fixed"/>
-          <w:tblCellMar>
-            <w:top w:w="50" w:type="dxa"/>
-            <w:left w:w="134" w:type="dxa"/>
-            <w:right w:w="115" w:type="dxa"/>
-          </w:tblCellMar>
-          <w:tblLook w:val="04A0"/>
-        </w:tblPrEx>
-        <w:trPr>
-          <w:trHeight w:val="380"/>
-        </w:trPr>
-        <w:tc>
-          <w:tcPr>
-            <w:tcW w:w="696" w:type="dxa"/>
-            <w:tcBorders>
-              <w:top w:val="single" w:sz="4" w:space="0" w:color="000000"/>
-              <w:left w:val="single" w:sz="4" w:space="0" w:color="000000"/>
-              <w:bottom w:val="single" w:sz="4" w:space="0" w:color="000000"/>
-              <w:right w:val="single" w:sz="4" w:space="0" w:color="000000"/>
-            </w:tcBorders>
-            <w:shd w:val="clear" w:color="auto" w:fill="auto"/>
-          </w:tcPr>
-          <w:p>
-            <w:pPr>
-              <w:widowControl w:val="0"/>
-              <w:rPr>
-                <w:rFonts w:ascii="Times New Roman" w:hAnsi="Times New Roman"/>
-              </w:rPr>
-            </w:pPr>
-          </w:p>
-        </w:tc>
-        <w:tc>
-          <w:tcPr>
-            <w:tcW w:w="3687" w:type="dxa"/>
-            <w:tcBorders>
-              <w:top w:val="single" w:sz="4" w:space="0" w:color="000000"/>
-              <w:left w:val="single" w:sz="4" w:space="0" w:color="000000"/>
-              <w:bottom w:val="single" w:sz="4" w:space="0" w:color="000000"/>
-              <w:right w:val="single" w:sz="4" w:space="0" w:color="000000"/>
-            </w:tcBorders>
-            <w:shd w:val="clear" w:color="auto" w:fill="auto"/>
-          </w:tcPr>
-          <w:p>
-            <w:pPr>
-              <w:widowControl w:val="0"/>
-              <w:rPr>
-                <w:rFonts w:ascii="Times New Roman" w:hAnsi="Times New Roman"/>
-              </w:rPr>
-            </w:pPr>
-          </w:p>
-        </w:tc>
-        <w:tc>
-          <w:tcPr>
-            <w:tcW w:w="2411" w:type="dxa"/>
-            <w:tcBorders>
-              <w:top w:val="single" w:sz="4" w:space="0" w:color="000000"/>
-              <w:left w:val="single" w:sz="4" w:space="0" w:color="000000"/>
-              <w:bottom w:val="single" w:sz="4" w:space="0" w:color="000000"/>
-              <w:right w:val="single" w:sz="4" w:space="0" w:color="000000"/>
-            </w:tcBorders>
-            <w:shd w:val="clear" w:color="auto" w:fill="auto"/>
-          </w:tcPr>
-          <w:p>
-            <w:pPr>
-              <w:widowControl w:val="0"/>
-              <w:rPr>
-                <w:rFonts w:ascii="Times New Roman" w:hAnsi="Times New Roman"/>
-              </w:rPr>
-            </w:pPr>
-          </w:p>
-        </w:tc>
-        <w:tc>
-          <w:tcPr>
-            <w:tcW w:w="1714" w:type="dxa"/>
-            <w:tcBorders>
-              <w:top w:val="single" w:sz="4" w:space="0" w:color="000000"/>
-              <w:left w:val="single" w:sz="4" w:space="0" w:color="000000"/>
-              <w:bottom w:val="single" w:sz="4" w:space="0" w:color="000000"/>
-              <w:right w:val="single" w:sz="4" w:space="0" w:color="000000"/>
-            </w:tcBorders>
-            <w:shd w:val="clear" w:color="auto" w:fill="auto"/>
-          </w:tcPr>
-          <w:p>
-            <w:pPr>
-              <w:widowControl w:val="0"/>
-              <w:rPr>
-                <w:rFonts w:ascii="Times New Roman" w:hAnsi="Times New Roman"/>
-              </w:rPr>
-            </w:pPr>
-          </w:p>
-        </w:tc>
-        <w:tc>
-          <w:tcPr>
-            <w:tcW w:w="1560" w:type="dxa"/>
-            <w:tcBorders>
-              <w:top w:val="single" w:sz="4" w:space="0" w:color="000000"/>
-              <w:left w:val="single" w:sz="4" w:space="0" w:color="000000"/>
-              <w:bottom w:val="single" w:sz="4" w:space="0" w:color="000000"/>
-              <w:right w:val="single" w:sz="4" w:space="0" w:color="000000"/>
-            </w:tcBorders>
-            <w:shd w:val="clear" w:color="auto" w:fill="auto"/>
-          </w:tcPr>
-          <w:p>
-            <w:pPr>
-              <w:widowControl w:val="0"/>
-              <w:rPr>
-                <w:rFonts w:ascii="Times New Roman" w:hAnsi="Times New Roman"/>
-              </w:rPr>
-            </w:pPr>
-          </w:p>
-        </w:tc>
-      </w:tr>
-      <w:tr>
-        <w:tblPrEx>
-          <w:tblW w:w="10068" w:type="dxa"/>
-          <w:tblInd w:w="-27" w:type="dxa"/>
-          <w:tblLayout w:type="fixed"/>
-          <w:tblCellMar>
-            <w:top w:w="50" w:type="dxa"/>
-            <w:left w:w="134" w:type="dxa"/>
-            <w:right w:w="115" w:type="dxa"/>
-          </w:tblCellMar>
-          <w:tblLook w:val="04A0"/>
-        </w:tblPrEx>
-        <w:trPr>
-          <w:trHeight w:val="379"/>
-        </w:trPr>
-        <w:tc>
-          <w:tcPr>
-            <w:tcW w:w="696" w:type="dxa"/>
-            <w:tcBorders>
-              <w:top w:val="single" w:sz="4" w:space="0" w:color="000000"/>
-              <w:left w:val="single" w:sz="4" w:space="0" w:color="000000"/>
-              <w:bottom w:val="single" w:sz="4" w:space="0" w:color="000000"/>
-              <w:right w:val="single" w:sz="4" w:space="0" w:color="000000"/>
-            </w:tcBorders>
-            <w:shd w:val="clear" w:color="auto" w:fill="auto"/>
-          </w:tcPr>
-          <w:p>
-            <w:pPr>
-              <w:widowControl w:val="0"/>
-              <w:rPr>
-                <w:rFonts w:ascii="Times New Roman" w:hAnsi="Times New Roman"/>
-              </w:rPr>
-            </w:pPr>
-          </w:p>
-        </w:tc>
-        <w:tc>
-          <w:tcPr>
-            <w:tcW w:w="3687" w:type="dxa"/>
-            <w:tcBorders>
-              <w:top w:val="single" w:sz="4" w:space="0" w:color="000000"/>
-              <w:left w:val="single" w:sz="4" w:space="0" w:color="000000"/>
-              <w:bottom w:val="single" w:sz="4" w:space="0" w:color="000000"/>
-              <w:right w:val="single" w:sz="4" w:space="0" w:color="000000"/>
-            </w:tcBorders>
-            <w:shd w:val="clear" w:color="auto" w:fill="auto"/>
-          </w:tcPr>
-          <w:p>
-            <w:pPr>
-              <w:widowControl w:val="0"/>
-              <w:rPr>
-                <w:rFonts w:ascii="Times New Roman" w:hAnsi="Times New Roman"/>
-              </w:rPr>
-            </w:pPr>
-          </w:p>
-        </w:tc>
-        <w:tc>
-          <w:tcPr>
-            <w:tcW w:w="2411" w:type="dxa"/>
-            <w:tcBorders>
-              <w:top w:val="single" w:sz="4" w:space="0" w:color="000000"/>
-              <w:left w:val="single" w:sz="4" w:space="0" w:color="000000"/>
-              <w:bottom w:val="single" w:sz="4" w:space="0" w:color="000000"/>
-              <w:right w:val="single" w:sz="4" w:space="0" w:color="000000"/>
-            </w:tcBorders>
-            <w:shd w:val="clear" w:color="auto" w:fill="auto"/>
-          </w:tcPr>
-          <w:p>
-            <w:pPr>
-              <w:widowControl w:val="0"/>
-              <w:rPr>
-                <w:rFonts w:ascii="Times New Roman" w:hAnsi="Times New Roman"/>
-              </w:rPr>
-            </w:pPr>
-          </w:p>
-        </w:tc>
-        <w:tc>
-          <w:tcPr>
-            <w:tcW w:w="1714" w:type="dxa"/>
-            <w:tcBorders>
-              <w:top w:val="single" w:sz="4" w:space="0" w:color="000000"/>
-              <w:left w:val="single" w:sz="4" w:space="0" w:color="000000"/>
-              <w:bottom w:val="single" w:sz="4" w:space="0" w:color="000000"/>
-              <w:right w:val="single" w:sz="4" w:space="0" w:color="000000"/>
-            </w:tcBorders>
-            <w:shd w:val="clear" w:color="auto" w:fill="auto"/>
-          </w:tcPr>
-          <w:p>
-            <w:pPr>
-              <w:widowControl w:val="0"/>
-              <w:rPr>
-                <w:rFonts w:ascii="Times New Roman" w:hAnsi="Times New Roman"/>
-              </w:rPr>
-            </w:pPr>
-          </w:p>
-        </w:tc>
-        <w:tc>
-          <w:tcPr>
-            <w:tcW w:w="1560" w:type="dxa"/>
-            <w:tcBorders>
-              <w:top w:val="single" w:sz="4" w:space="0" w:color="000000"/>
-              <w:left w:val="single" w:sz="4" w:space="0" w:color="000000"/>
-              <w:bottom w:val="single" w:sz="4" w:space="0" w:color="000000"/>
-              <w:right w:val="single" w:sz="4" w:space="0" w:color="000000"/>
-            </w:tcBorders>
-            <w:shd w:val="clear" w:color="auto" w:fill="auto"/>
-          </w:tcPr>
-          <w:p>
-            <w:pPr>
-              <w:widowControl w:val="0"/>
-              <w:rPr>
-                <w:rFonts w:ascii="Times New Roman" w:hAnsi="Times New Roman"/>
-              </w:rPr>
-            </w:pPr>
-          </w:p>
-        </w:tc>
-      </w:tr>
     </w:tbl>
     <w:p>
       <w:pPr>
-        <w:pStyle w:val="Heading1"/>
+        <w:pStyle w:val="1"/>
+        <w:ind w:left="0" w:firstLine="0"/>
+        <w:rPr>
+          <w:lang w:val="ru-RU"/>
+        </w:rPr>
+      </w:pPr>
+    </w:p>
+    <w:p>
+      <w:pPr>
+        <w:pStyle w:val="1"/>
         <w:ind w:left="-1"/>
-        <w:rPr>
-          <w:lang w:val="ru-RU"/>
-        </w:rPr>
-      </w:pPr>
-    </w:p>
-    <w:p>
-      <w:pPr>
-        <w:pStyle w:val="Heading1"/>
-        <w:ind w:left="-1"/>
-      </w:pPr>
-      <w:r>
-        <w:t xml:space="preserve">5. </w:t>
-      </w:r>
-      <w:r>
-        <w:t>Исходные</w:t>
-      </w:r>
-      <w:r>
-        <w:t xml:space="preserve"> </w:t>
-      </w:r>
-      <w:r>
-        <w:t>материалы</w:t>
-      </w:r>
-      <w:r>
-        <w:t xml:space="preserve"> и </w:t>
-      </w:r>
-      <w:r>
-        <w:t>пособия</w:t>
+      </w:pPr>
+      <w:r>
+        <w:t>5. Исходные материалы и пособия</w:t>
       </w:r>
     </w:p>
     <w:p>
@@ -4211,7 +3779,7 @@
           <w:sz w:val="24"/>
           <w:u w:val="single"/>
         </w:rPr>
-        <w:tab/>
+        <w:t>Кнут Д. Э. Искусство программирования. Том 3. Сортировка и поиск.</w:t>
       </w:r>
     </w:p>
     <w:p>
@@ -4226,27 +3794,60 @@
           <w:u w:val="single"/>
         </w:rPr>
       </w:pPr>
-      <w:r>
-        <w:rPr>
-          <w:rFonts w:ascii="Times New Roman" w:hAnsi="Times New Roman"/>
-          <w:sz w:val="24"/>
-          <w:u w:val="single"/>
-        </w:rPr>
-        <w:tab/>
-      </w:r>
-    </w:p>
-    <w:p>
-      <w:pPr>
-        <w:tabs>
-          <w:tab w:val="left" w:pos="9923"/>
-        </w:tabs>
-        <w:ind w:right="-143"/>
-        <w:rPr>
-          <w:rFonts w:ascii="Times New Roman" w:hAnsi="Times New Roman"/>
-          <w:sz w:val="24"/>
-          <w:u w:val="single"/>
-        </w:rPr>
-      </w:pPr>
+      <w:proofErr w:type="spellStart"/>
+      <w:r>
+        <w:rPr>
+          <w:rFonts w:ascii="Times New Roman" w:hAnsi="Times New Roman"/>
+          <w:sz w:val="24"/>
+          <w:u w:val="single"/>
+        </w:rPr>
+        <w:t>Кормен</w:t>
+      </w:r>
+      <w:proofErr w:type="spellEnd"/>
+      <w:r>
+        <w:rPr>
+          <w:rFonts w:ascii="Times New Roman" w:hAnsi="Times New Roman"/>
+          <w:sz w:val="24"/>
+          <w:u w:val="single"/>
+        </w:rPr>
+        <w:t xml:space="preserve"> Т., </w:t>
+      </w:r>
+      <w:proofErr w:type="spellStart"/>
+      <w:r>
+        <w:rPr>
+          <w:rFonts w:ascii="Times New Roman" w:hAnsi="Times New Roman"/>
+          <w:sz w:val="24"/>
+          <w:u w:val="single"/>
+        </w:rPr>
+        <w:t>Лейзерсон</w:t>
+      </w:r>
+      <w:proofErr w:type="spellEnd"/>
+      <w:r>
+        <w:rPr>
+          <w:rFonts w:ascii="Times New Roman" w:hAnsi="Times New Roman"/>
+          <w:sz w:val="24"/>
+          <w:u w:val="single"/>
+        </w:rPr>
+        <w:t xml:space="preserve"> Ч., </w:t>
+      </w:r>
+      <w:proofErr w:type="spellStart"/>
+      <w:r>
+        <w:rPr>
+          <w:rFonts w:ascii="Times New Roman" w:hAnsi="Times New Roman"/>
+          <w:sz w:val="24"/>
+          <w:u w:val="single"/>
+        </w:rPr>
+        <w:t>Ривест</w:t>
+      </w:r>
+      <w:proofErr w:type="spellEnd"/>
+      <w:r>
+        <w:rPr>
+          <w:rFonts w:ascii="Times New Roman" w:hAnsi="Times New Roman"/>
+          <w:sz w:val="24"/>
+          <w:u w:val="single"/>
+        </w:rPr>
+        <w:t xml:space="preserve"> Р., Штайн К. Алгоритмы: построение и анализ.</w:t>
+      </w:r>
       <w:r>
         <w:rPr>
           <w:rFonts w:ascii="Times New Roman" w:hAnsi="Times New Roman"/>
@@ -4311,51 +3912,6 @@
       </w:r>
       <w:r>
         <w:tab/>
-      </w:r>
-      <w:r>
-        <w:tab/>
-      </w:r>
-      <w:r>
-        <w:tab/>
-      </w:r>
-      <w:r>
-        <w:tab/>
-      </w:r>
-      <w:r>
-        <w:tab/>
-      </w:r>
-      <w:r>
-        <w:tab/>
-      </w:r>
-      <w:r>
-        <w:tab/>
-      </w:r>
-      <w:r>
-        <w:tab/>
-      </w:r>
-      <w:r>
-        <w:tab/>
-      </w:r>
-      <w:r>
-        <w:tab/>
-      </w:r>
-      <w:r>
-        <w:tab/>
-      </w:r>
-      <w:r>
-        <w:tab/>
-      </w:r>
-      <w:r>
-        <w:tab/>
-      </w:r>
-      <w:r>
-        <w:tab/>
-      </w:r>
-      <w:r>
-        <w:tab/>
-      </w:r>
-      <w:r>
-        <w:tab/>
         <w:t xml:space="preserve"> </w:t>
       </w:r>
       <w:r>
@@ -4369,9 +3925,12 @@
     </w:p>
     <w:p>
       <w:pPr>
-        <w:pStyle w:val="Heading1"/>
+        <w:pStyle w:val="1"/>
         <w:spacing w:after="250"/>
         <w:ind w:left="0" w:firstLine="0"/>
+        <w:rPr>
+          <w:lang w:val="ru-RU"/>
+        </w:rPr>
       </w:pPr>
       <w:r>
         <w:rPr>
@@ -4520,7 +4079,23 @@
           <w:rFonts w:ascii="Times New Roman" w:hAnsi="Times New Roman"/>
           <w:sz w:val="24"/>
         </w:rPr>
-        <w:t xml:space="preserve">                                                 Задание принял к исполнению_________________________________</w:t>
+        <w:t xml:space="preserve">                                                 Задание принял к исполнению_________</w:t>
+      </w:r>
+      <w:r>
+        <w:rPr>
+          <w:spacing w:val="-2"/>
+          <w:sz w:val="24"/>
+          <w:u w:val="single"/>
+        </w:rPr>
+        <w:t xml:space="preserve">         </w:t>
+      </w:r>
+      <w:r>
+        <w:rPr>
+          <w:spacing w:val="-2"/>
+          <w:sz w:val="24"/>
+          <w:u w:val="single"/>
+        </w:rPr>
+        <w:t>Муханов Дмитрий Ильич</w:t>
       </w:r>
     </w:p>
     <w:p>
@@ -4545,338 +4120,12 @@
         <w:t>(подпись)</w:t>
       </w:r>
     </w:p>
-    <w:p>
-      <w:pPr>
-        <w:tabs>
-          <w:tab w:val="left" w:pos="6804"/>
-        </w:tabs>
-        <w:ind w:right="-1"/>
-        <w:rPr>
-          <w:rFonts w:ascii="Times New Roman" w:hAnsi="Times New Roman"/>
-          <w:sz w:val="18"/>
-        </w:rPr>
-      </w:pPr>
-    </w:p>
-    <w:p>
-      <w:pPr>
-        <w:tabs>
-          <w:tab w:val="left" w:pos="6804"/>
-        </w:tabs>
-        <w:ind w:right="-1"/>
-        <w:rPr>
-          <w:rFonts w:ascii="Times New Roman" w:hAnsi="Times New Roman"/>
-          <w:sz w:val="18"/>
-        </w:rPr>
-      </w:pPr>
-    </w:p>
-    <w:p>
-      <w:pPr>
-        <w:tabs>
-          <w:tab w:val="left" w:pos="6804"/>
-        </w:tabs>
-        <w:ind w:right="-1"/>
-        <w:rPr>
-          <w:rFonts w:ascii="Times New Roman" w:hAnsi="Times New Roman"/>
-          <w:sz w:val="18"/>
-        </w:rPr>
-      </w:pPr>
-    </w:p>
-    <w:p>
-      <w:pPr>
-        <w:tabs>
-          <w:tab w:val="left" w:pos="6804"/>
-        </w:tabs>
-        <w:ind w:right="-1"/>
-        <w:rPr>
-          <w:rFonts w:ascii="Times New Roman" w:hAnsi="Times New Roman"/>
-          <w:sz w:val="18"/>
-        </w:rPr>
-      </w:pPr>
-    </w:p>
-    <w:p>
-      <w:pPr>
-        <w:tabs>
-          <w:tab w:val="left" w:pos="6804"/>
-        </w:tabs>
-        <w:ind w:right="-1"/>
-        <w:rPr>
-          <w:rFonts w:ascii="Times New Roman" w:hAnsi="Times New Roman"/>
-          <w:sz w:val="18"/>
-        </w:rPr>
-      </w:pPr>
-    </w:p>
-    <w:p>
-      <w:pPr>
-        <w:tabs>
-          <w:tab w:val="left" w:pos="6804"/>
-        </w:tabs>
-        <w:ind w:right="-1"/>
-        <w:rPr>
-          <w:rFonts w:ascii="Times New Roman" w:hAnsi="Times New Roman"/>
-          <w:sz w:val="18"/>
-        </w:rPr>
-      </w:pPr>
-    </w:p>
-    <w:p>
-      <w:pPr>
-        <w:tabs>
-          <w:tab w:val="left" w:pos="6804"/>
-        </w:tabs>
-        <w:ind w:right="-1"/>
-        <w:rPr>
-          <w:rFonts w:ascii="Times New Roman" w:hAnsi="Times New Roman"/>
-          <w:sz w:val="18"/>
-        </w:rPr>
-      </w:pPr>
-    </w:p>
-    <w:p>
-      <w:pPr>
-        <w:tabs>
-          <w:tab w:val="left" w:pos="6804"/>
-        </w:tabs>
-        <w:ind w:right="-1"/>
-        <w:rPr>
-          <w:rFonts w:ascii="Times New Roman" w:hAnsi="Times New Roman"/>
-          <w:sz w:val="18"/>
-        </w:rPr>
-      </w:pPr>
-    </w:p>
-    <w:p>
-      <w:pPr>
-        <w:tabs>
-          <w:tab w:val="left" w:pos="6804"/>
-        </w:tabs>
-        <w:ind w:right="-1"/>
-        <w:rPr>
-          <w:rFonts w:ascii="Times New Roman" w:hAnsi="Times New Roman"/>
-          <w:sz w:val="18"/>
-        </w:rPr>
-      </w:pPr>
-    </w:p>
-    <w:p>
-      <w:pPr>
-        <w:tabs>
-          <w:tab w:val="left" w:pos="6804"/>
-        </w:tabs>
-        <w:ind w:right="-1"/>
-        <w:rPr>
-          <w:rFonts w:ascii="Times New Roman" w:hAnsi="Times New Roman"/>
-          <w:sz w:val="18"/>
-        </w:rPr>
-      </w:pPr>
-    </w:p>
-    <w:p>
-      <w:pPr>
-        <w:tabs>
-          <w:tab w:val="left" w:pos="6804"/>
-        </w:tabs>
-        <w:ind w:right="-1"/>
-        <w:rPr>
-          <w:rFonts w:ascii="Times New Roman" w:hAnsi="Times New Roman"/>
-          <w:sz w:val="18"/>
-        </w:rPr>
-      </w:pPr>
-    </w:p>
-    <w:p>
-      <w:pPr>
-        <w:tabs>
-          <w:tab w:val="left" w:pos="6804"/>
-        </w:tabs>
-        <w:ind w:right="-1"/>
-        <w:rPr>
-          <w:rFonts w:ascii="Times New Roman" w:hAnsi="Times New Roman"/>
-          <w:sz w:val="18"/>
-        </w:rPr>
-      </w:pPr>
-    </w:p>
-    <w:p>
-      <w:pPr>
-        <w:tabs>
-          <w:tab w:val="left" w:pos="6804"/>
-        </w:tabs>
-        <w:ind w:right="-1"/>
-        <w:rPr>
-          <w:rFonts w:ascii="Times New Roman" w:hAnsi="Times New Roman"/>
-          <w:sz w:val="18"/>
-        </w:rPr>
-      </w:pPr>
-    </w:p>
-    <w:p>
-      <w:pPr>
-        <w:tabs>
-          <w:tab w:val="left" w:pos="6804"/>
-        </w:tabs>
-        <w:ind w:right="-1"/>
-        <w:rPr>
-          <w:rFonts w:ascii="Times New Roman" w:hAnsi="Times New Roman"/>
-          <w:sz w:val="18"/>
-        </w:rPr>
-      </w:pPr>
-    </w:p>
-    <w:p>
-      <w:pPr>
-        <w:tabs>
-          <w:tab w:val="left" w:pos="6804"/>
-        </w:tabs>
-        <w:ind w:right="-1"/>
-        <w:rPr>
-          <w:rFonts w:ascii="Times New Roman" w:hAnsi="Times New Roman"/>
-          <w:sz w:val="18"/>
-        </w:rPr>
-      </w:pPr>
-    </w:p>
-    <w:p>
-      <w:pPr>
-        <w:tabs>
-          <w:tab w:val="left" w:pos="6804"/>
-        </w:tabs>
-        <w:ind w:right="-1"/>
-        <w:rPr>
-          <w:rFonts w:ascii="Times New Roman" w:hAnsi="Times New Roman"/>
-          <w:sz w:val="18"/>
-        </w:rPr>
-      </w:pPr>
-    </w:p>
-    <w:p>
-      <w:pPr>
-        <w:tabs>
-          <w:tab w:val="left" w:pos="6804"/>
-        </w:tabs>
-        <w:ind w:right="-1"/>
-        <w:rPr>
-          <w:rFonts w:ascii="Times New Roman" w:hAnsi="Times New Roman"/>
-          <w:sz w:val="18"/>
-        </w:rPr>
-      </w:pPr>
-    </w:p>
-    <w:p>
-      <w:pPr>
-        <w:tabs>
-          <w:tab w:val="left" w:pos="6804"/>
-        </w:tabs>
-        <w:ind w:right="-1"/>
-        <w:rPr>
-          <w:rFonts w:ascii="Times New Roman" w:hAnsi="Times New Roman"/>
-          <w:sz w:val="18"/>
-        </w:rPr>
-      </w:pPr>
-    </w:p>
-    <w:p>
-      <w:pPr>
-        <w:tabs>
-          <w:tab w:val="left" w:pos="6804"/>
-        </w:tabs>
-        <w:ind w:right="-1"/>
-        <w:rPr>
-          <w:rFonts w:ascii="Times New Roman" w:hAnsi="Times New Roman"/>
-          <w:sz w:val="18"/>
-        </w:rPr>
-      </w:pPr>
-    </w:p>
-    <w:p>
-      <w:pPr>
-        <w:tabs>
-          <w:tab w:val="left" w:pos="6804"/>
-        </w:tabs>
-        <w:ind w:right="-1"/>
-        <w:rPr>
-          <w:rFonts w:ascii="Times New Roman" w:hAnsi="Times New Roman"/>
-          <w:sz w:val="18"/>
-        </w:rPr>
-      </w:pPr>
-    </w:p>
-    <w:p>
-      <w:pPr>
-        <w:tabs>
-          <w:tab w:val="left" w:pos="6804"/>
-        </w:tabs>
-        <w:ind w:right="-1"/>
-        <w:rPr>
-          <w:rFonts w:ascii="Times New Roman" w:hAnsi="Times New Roman"/>
-          <w:sz w:val="18"/>
-        </w:rPr>
-      </w:pPr>
-    </w:p>
-    <w:p>
-      <w:pPr>
-        <w:tabs>
-          <w:tab w:val="left" w:pos="6804"/>
-        </w:tabs>
-        <w:ind w:right="-1"/>
-        <w:rPr>
-          <w:rFonts w:ascii="Times New Roman" w:hAnsi="Times New Roman"/>
-          <w:sz w:val="18"/>
-        </w:rPr>
-      </w:pPr>
-    </w:p>
-    <w:p>
-      <w:pPr>
-        <w:tabs>
-          <w:tab w:val="left" w:pos="6804"/>
-        </w:tabs>
-        <w:ind w:right="-1"/>
-        <w:rPr>
-          <w:rFonts w:ascii="Times New Roman" w:hAnsi="Times New Roman"/>
-          <w:sz w:val="18"/>
-        </w:rPr>
-      </w:pPr>
-    </w:p>
-    <w:p>
-      <w:pPr>
-        <w:tabs>
-          <w:tab w:val="left" w:pos="6804"/>
-        </w:tabs>
-        <w:ind w:right="-1"/>
-        <w:rPr>
-          <w:rFonts w:ascii="Times New Roman" w:hAnsi="Times New Roman"/>
-          <w:sz w:val="18"/>
-        </w:rPr>
-      </w:pPr>
-    </w:p>
-    <w:p>
-      <w:pPr>
-        <w:tabs>
-          <w:tab w:val="left" w:pos="6804"/>
-        </w:tabs>
-        <w:ind w:right="-1"/>
-        <w:rPr>
-          <w:rFonts w:ascii="Times New Roman" w:hAnsi="Times New Roman"/>
-          <w:sz w:val="18"/>
-        </w:rPr>
-      </w:pPr>
-    </w:p>
-    <w:p>
-      <w:pPr>
-        <w:tabs>
-          <w:tab w:val="left" w:pos="6804"/>
-        </w:tabs>
-        <w:ind w:right="-1"/>
-        <w:rPr>
-          <w:rFonts w:ascii="Times New Roman" w:hAnsi="Times New Roman"/>
-          <w:sz w:val="18"/>
-        </w:rPr>
-      </w:pPr>
-    </w:p>
-    <w:p>
-      <w:pPr>
-        <w:tabs>
-          <w:tab w:val="left" w:pos="6804"/>
-        </w:tabs>
-        <w:ind w:right="-1"/>
-        <w:rPr>
-          <w:rFonts w:ascii="Times New Roman" w:hAnsi="Times New Roman"/>
-          <w:sz w:val="18"/>
-        </w:rPr>
-      </w:pPr>
-    </w:p>
     <w:sectPr>
-      <w:type w:val="nextPage"/>
       <w:pgSz w:w="11906" w:h="16838"/>
       <w:pgMar w:top="664" w:right="618" w:bottom="282" w:left="1133" w:header="0" w:footer="0" w:gutter="0"/>
       <w:pgNumType w:start="4"/>
       <w:cols w:space="720"/>
       <w:formProt w:val="0"/>
-      <w:titlePg w:val="0"/>
       <w:docGrid w:linePitch="100" w:charSpace="4096"/>
     </w:sectPr>
   </w:body>
@@ -4884,7 +4133,7 @@
 </file>
 
 <file path=word/styles.xml><?xml version="1.0" encoding="utf-8"?>
-<w:styles xmlns:mc="http://schemas.openxmlformats.org/markup-compatibility/2006" xmlns:r="http://schemas.openxmlformats.org/officeDocument/2006/relationships" xmlns:w="http://schemas.openxmlformats.org/wordprocessingml/2006/main" xmlns:w14="http://schemas.microsoft.com/office/word/2010/wordml" xmlns:w15="http://schemas.microsoft.com/office/word/2012/wordml" mc:Ignorable="w14 w15">
+<w:styles xmlns:mc="http://schemas.openxmlformats.org/markup-compatibility/2006" xmlns:r="http://schemas.openxmlformats.org/officeDocument/2006/relationships" xmlns:w="http://schemas.openxmlformats.org/wordprocessingml/2006/main" xmlns:w14="http://schemas.microsoft.com/office/word/2010/wordml" xmlns:w15="http://schemas.microsoft.com/office/word/2012/wordml" xmlns:w16cex="http://schemas.microsoft.com/office/word/2018/wordml/cex" xmlns:w16cid="http://schemas.microsoft.com/office/word/2016/wordml/cid" xmlns:w16="http://schemas.microsoft.com/office/word/2018/wordml" xmlns:w16sdtdh="http://schemas.microsoft.com/office/word/2020/wordml/sdtdatahash" xmlns:w16se="http://schemas.microsoft.com/office/word/2015/wordml/symex" mc:Ignorable="w14 w15 w16se w16cid w16 w16cex w16sdtdh">
   <w:docDefaults>
     <w:rPrDefault>
       <w:rPr>
@@ -5272,13 +4521,13 @@
     <w:lsdException w:name="List Table 5 Dark Accent 6" w:uiPriority="50"/>
     <w:lsdException w:name="List Table 6 Colorful Accent 6" w:uiPriority="51"/>
     <w:lsdException w:name="List Table 7 Colorful Accent 6" w:uiPriority="52"/>
-    <w:lsdException w:name="Smart Link" w:semiHidden="1" w:unhideWhenUsed="1"/>
     <w:lsdException w:name="Mention" w:semiHidden="1" w:unhideWhenUsed="1"/>
     <w:lsdException w:name="Smart Hyperlink" w:semiHidden="1" w:unhideWhenUsed="1"/>
     <w:lsdException w:name="Hashtag" w:semiHidden="1" w:unhideWhenUsed="1"/>
     <w:lsdException w:name="Unresolved Mention" w:semiHidden="1" w:unhideWhenUsed="1"/>
+    <w:lsdException w:name="Smart Link" w:semiHidden="1" w:unhideWhenUsed="1"/>
   </w:latentStyles>
-  <w:style w:type="paragraph" w:default="1" w:styleId="Normal">
+  <w:style w:type="paragraph" w:default="1" w:styleId="a">
     <w:name w:val="Normal"/>
     <w:qFormat/>
     <w:rsid w:val="00764C0A"/>
@@ -5286,10 +4535,10 @@
       <w:spacing w:line="259" w:lineRule="auto"/>
     </w:pPr>
   </w:style>
-  <w:style w:type="paragraph" w:styleId="Heading1">
+  <w:style w:type="paragraph" w:styleId="1">
     <w:name w:val="heading 1"/>
-    <w:next w:val="Normal"/>
-    <w:link w:val="1"/>
+    <w:next w:val="a"/>
+    <w:link w:val="10"/>
     <w:uiPriority w:val="9"/>
     <w:unhideWhenUsed/>
     <w:qFormat/>
@@ -5309,13 +4558,13 @@
       <w:lang w:val="en-US" w:eastAsia="en-US"/>
     </w:rPr>
   </w:style>
-  <w:style w:type="character" w:default="1" w:styleId="DefaultParagraphFont">
+  <w:style w:type="character" w:default="1" w:styleId="a0">
     <w:name w:val="Default Paragraph Font"/>
     <w:uiPriority w:val="1"/>
     <w:semiHidden/>
     <w:unhideWhenUsed/>
   </w:style>
-  <w:style w:type="table" w:default="1" w:styleId="TableNormal">
+  <w:style w:type="table" w:default="1" w:styleId="a1">
     <w:name w:val="Normal Table"/>
     <w:uiPriority w:val="99"/>
     <w:semiHidden/>
@@ -5330,15 +4579,15 @@
       </w:tblCellMar>
     </w:tblPr>
   </w:style>
-  <w:style w:type="numbering" w:default="1" w:styleId="NoList">
+  <w:style w:type="numbering" w:default="1" w:styleId="a2">
     <w:name w:val="No List"/>
     <w:uiPriority w:val="99"/>
     <w:semiHidden/>
     <w:unhideWhenUsed/>
   </w:style>
-  <w:style w:type="character" w:styleId="CommentReference">
+  <w:style w:type="character" w:styleId="a3">
     <w:name w:val="annotation reference"/>
-    <w:basedOn w:val="DefaultParagraphFont"/>
+    <w:basedOn w:val="a0"/>
     <w:uiPriority w:val="99"/>
     <w:semiHidden/>
     <w:unhideWhenUsed/>
@@ -5349,10 +4598,10 @@
       <w:szCs w:val="16"/>
     </w:rPr>
   </w:style>
-  <w:style w:type="character" w:customStyle="1" w:styleId="a">
+  <w:style w:type="character" w:customStyle="1" w:styleId="a4">
     <w:name w:val="Текст примечания Знак"/>
-    <w:basedOn w:val="DefaultParagraphFont"/>
-    <w:link w:val="CommentText"/>
+    <w:basedOn w:val="a0"/>
+    <w:link w:val="a5"/>
     <w:uiPriority w:val="99"/>
     <w:qFormat/>
     <w:rsid w:val="00E874E8"/>
@@ -5361,10 +4610,10 @@
       <w:szCs w:val="20"/>
     </w:rPr>
   </w:style>
-  <w:style w:type="character" w:customStyle="1" w:styleId="a0">
+  <w:style w:type="character" w:customStyle="1" w:styleId="a6">
     <w:name w:val="Тема примечания Знак"/>
-    <w:basedOn w:val="a"/>
-    <w:link w:val="CommentSubject"/>
+    <w:basedOn w:val="a4"/>
+    <w:link w:val="a7"/>
     <w:uiPriority w:val="99"/>
     <w:semiHidden/>
     <w:qFormat/>
@@ -5376,10 +4625,10 @@
       <w:szCs w:val="20"/>
     </w:rPr>
   </w:style>
-  <w:style w:type="character" w:customStyle="1" w:styleId="a1">
+  <w:style w:type="character" w:customStyle="1" w:styleId="a8">
     <w:name w:val="Текст выноски Знак"/>
-    <w:basedOn w:val="DefaultParagraphFont"/>
-    <w:link w:val="BalloonText"/>
+    <w:basedOn w:val="a0"/>
+    <w:link w:val="a9"/>
     <w:uiPriority w:val="99"/>
     <w:semiHidden/>
     <w:qFormat/>
@@ -5390,10 +4639,10 @@
       <w:szCs w:val="16"/>
     </w:rPr>
   </w:style>
-  <w:style w:type="character" w:customStyle="1" w:styleId="1">
+  <w:style w:type="character" w:customStyle="1" w:styleId="10">
     <w:name w:val="Заголовок 1 Знак"/>
-    <w:basedOn w:val="DefaultParagraphFont"/>
-    <w:link w:val="Heading1"/>
+    <w:basedOn w:val="a0"/>
+    <w:link w:val="1"/>
     <w:uiPriority w:val="9"/>
     <w:qFormat/>
     <w:rsid w:val="007218A9"/>
@@ -5405,9 +4654,9 @@
       <w:lang w:val="en-US" w:eastAsia="en-US"/>
     </w:rPr>
   </w:style>
-  <w:style w:type="character" w:styleId="PlaceholderText">
+  <w:style w:type="character" w:styleId="aa">
     <w:name w:val="Placeholder Text"/>
-    <w:basedOn w:val="DefaultParagraphFont"/>
+    <w:basedOn w:val="a0"/>
     <w:uiPriority w:val="99"/>
     <w:semiHidden/>
     <w:qFormat/>
@@ -5427,10 +4676,10 @@
       <w:szCs w:val="18"/>
     </w:rPr>
   </w:style>
-  <w:style w:type="paragraph" w:styleId="Title">
+  <w:style w:type="paragraph" w:styleId="ab">
     <w:name w:val="Title"/>
-    <w:basedOn w:val="Normal"/>
-    <w:next w:val="BodyText"/>
+    <w:basedOn w:val="a"/>
+    <w:next w:val="ac"/>
     <w:qFormat/>
     <w:pPr>
       <w:keepNext/>
@@ -5442,23 +4691,23 @@
       <w:szCs w:val="28"/>
     </w:rPr>
   </w:style>
-  <w:style w:type="paragraph" w:styleId="BodyText">
+  <w:style w:type="paragraph" w:styleId="ac">
     <w:name w:val="Body Text"/>
-    <w:basedOn w:val="Normal"/>
+    <w:basedOn w:val="a"/>
     <w:pPr>
       <w:spacing w:after="140" w:line="276" w:lineRule="auto"/>
     </w:pPr>
   </w:style>
-  <w:style w:type="paragraph" w:styleId="List">
+  <w:style w:type="paragraph" w:styleId="ad">
     <w:name w:val="List"/>
-    <w:basedOn w:val="BodyText"/>
+    <w:basedOn w:val="ac"/>
     <w:rPr>
       <w:rFonts w:ascii="PT Astra Serif" w:hAnsi="PT Astra Serif" w:cs="Noto Sans Devanagari"/>
     </w:rPr>
   </w:style>
-  <w:style w:type="paragraph" w:styleId="Caption">
+  <w:style w:type="paragraph" w:styleId="ae">
     <w:name w:val="caption"/>
-    <w:basedOn w:val="Normal"/>
+    <w:basedOn w:val="a"/>
     <w:qFormat/>
     <w:pPr>
       <w:suppressLineNumbers/>
@@ -5472,9 +4721,9 @@
       <w:szCs w:val="24"/>
     </w:rPr>
   </w:style>
-  <w:style w:type="paragraph" w:styleId="IndexHeading">
+  <w:style w:type="paragraph" w:styleId="af">
     <w:name w:val="index heading"/>
-    <w:basedOn w:val="Normal"/>
+    <w:basedOn w:val="a"/>
     <w:qFormat/>
     <w:pPr>
       <w:suppressLineNumbers/>
@@ -5483,10 +4732,10 @@
       <w:rFonts w:ascii="PT Astra Serif" w:hAnsi="PT Astra Serif" w:cs="Noto Sans Devanagari"/>
     </w:rPr>
   </w:style>
-  <w:style w:type="paragraph" w:styleId="CommentText">
+  <w:style w:type="paragraph" w:styleId="a5">
     <w:name w:val="annotation text"/>
-    <w:basedOn w:val="Normal"/>
-    <w:link w:val="a"/>
+    <w:basedOn w:val="a"/>
+    <w:link w:val="a4"/>
     <w:uiPriority w:val="99"/>
     <w:unhideWhenUsed/>
     <w:qFormat/>
@@ -5499,11 +4748,11 @@
       <w:szCs w:val="20"/>
     </w:rPr>
   </w:style>
-  <w:style w:type="paragraph" w:styleId="CommentSubject">
+  <w:style w:type="paragraph" w:styleId="a7">
     <w:name w:val="annotation subject"/>
-    <w:basedOn w:val="CommentText"/>
-    <w:next w:val="CommentText"/>
-    <w:link w:val="a0"/>
+    <w:basedOn w:val="a5"/>
+    <w:next w:val="a5"/>
+    <w:link w:val="a6"/>
     <w:uiPriority w:val="99"/>
     <w:semiHidden/>
     <w:unhideWhenUsed/>
@@ -5514,10 +4763,10 @@
       <w:bCs/>
     </w:rPr>
   </w:style>
-  <w:style w:type="paragraph" w:styleId="BalloonText">
+  <w:style w:type="paragraph" w:styleId="a9">
     <w:name w:val="Balloon Text"/>
-    <w:basedOn w:val="Normal"/>
-    <w:link w:val="a1"/>
+    <w:basedOn w:val="a"/>
+    <w:link w:val="a8"/>
     <w:uiPriority w:val="99"/>
     <w:semiHidden/>
     <w:unhideWhenUsed/>
@@ -5534,7 +4783,7 @@
   </w:style>
   <w:style w:type="paragraph" w:customStyle="1" w:styleId="Style3">
     <w:name w:val="Style3"/>
-    <w:basedOn w:val="Normal"/>
+    <w:basedOn w:val="a"/>
     <w:qFormat/>
     <w:pPr>
       <w:widowControl w:val="0"/>
@@ -5547,7 +4796,7 @@
       <w:szCs w:val="24"/>
     </w:rPr>
   </w:style>
-  <w:style w:type="paragraph" w:customStyle="1" w:styleId="a2">
+  <w:style w:type="paragraph" w:customStyle="1" w:styleId="af0">
     <w:name w:val="Нормальный"/>
     <w:qFormat/>
     <w:rPr>
@@ -5570,17 +4819,17 @@
       <w:lang w:val="en-US"/>
     </w:rPr>
   </w:style>
-  <w:style w:type="paragraph" w:styleId="NoSpacing">
+  <w:style w:type="paragraph" w:styleId="af1">
     <w:name w:val="No Spacing"/>
     <w:uiPriority w:val="1"/>
     <w:qFormat/>
     <w:rPr>
-      <w:rFonts w:eastAsia="Times New Roman" w:asciiTheme="minorHAnsi" w:hAnsiTheme="minorHAnsi" w:cs="Times New Roman"/>
+      <w:rFonts w:asciiTheme="minorHAnsi" w:eastAsia="Times New Roman" w:hAnsiTheme="minorHAnsi" w:cs="Times New Roman"/>
     </w:rPr>
   </w:style>
   <w:style w:type="paragraph" w:customStyle="1" w:styleId="Style2">
     <w:name w:val="Style2"/>
-    <w:basedOn w:val="Normal"/>
+    <w:basedOn w:val="a"/>
     <w:rsid w:val="00C14005"/>
     <w:pPr>
       <w:widowControl w:val="0"/>
@@ -5615,6 +4864,20 @@
       <w:rFonts w:ascii="Times New Roman" w:hAnsi="Times New Roman" w:cs="Times New Roman"/>
       <w:sz w:val="18"/>
       <w:szCs w:val="18"/>
+    </w:rPr>
+  </w:style>
+  <w:style w:type="paragraph" w:customStyle="1" w:styleId="editorthemeparagraph">
+    <w:name w:val="editortheme__paragraph"/>
+    <w:basedOn w:val="a"/>
+    <w:rsid w:val="004C550D"/>
+    <w:pPr>
+      <w:suppressAutoHyphens w:val="0"/>
+      <w:spacing w:before="100" w:beforeAutospacing="1" w:after="100" w:afterAutospacing="1" w:line="240" w:lineRule="auto"/>
+    </w:pPr>
+    <w:rPr>
+      <w:rFonts w:ascii="Times New Roman" w:eastAsia="Times New Roman" w:hAnsi="Times New Roman" w:cs="Times New Roman"/>
+      <w:sz w:val="24"/>
+      <w:szCs w:val="24"/>
     </w:rPr>
   </w:style>
 </w:styles>

--- a/Задание на ВКР.docx
+++ b/Задание на ВКР.docx
@@ -1478,7 +1478,23 @@
           <w:rFonts w:ascii="Times New Roman" w:hAnsi="Times New Roman"/>
           <w:sz w:val="16"/>
         </w:rPr>
-        <w:t xml:space="preserve">                                                                                                                                                                 (№ каф.)       (подпись)        (инициалы, фамилия)</w:t>
+        <w:t xml:space="preserve">                                                                                                                                                                 (№ каф.)       (</w:t>
+      </w:r>
+      <w:proofErr w:type="gramStart"/>
+      <w:r>
+        <w:rPr>
+          <w:rFonts w:ascii="Times New Roman" w:hAnsi="Times New Roman"/>
+          <w:sz w:val="16"/>
+        </w:rPr>
+        <w:t xml:space="preserve">подпись)   </w:t>
+      </w:r>
+      <w:proofErr w:type="gramEnd"/>
+      <w:r>
+        <w:rPr>
+          <w:rFonts w:ascii="Times New Roman" w:hAnsi="Times New Roman"/>
+          <w:sz w:val="16"/>
+        </w:rPr>
+        <w:t xml:space="preserve">     (инициалы, фамилия)</w:t>
       </w:r>
     </w:p>
     <w:p>
@@ -2271,6 +2287,7 @@
           <w:tab w:val="left" w:pos="9923"/>
         </w:tabs>
         <w:ind w:right="-143"/>
+        <w:jc w:val="both"/>
         <w:rPr>
           <w:rFonts w:ascii="Times New Roman" w:hAnsi="Times New Roman"/>
           <w:sz w:val="24"/>
@@ -2292,6 +2309,7 @@
           <w:tab w:val="left" w:pos="9923"/>
         </w:tabs>
         <w:ind w:right="-143"/>
+        <w:jc w:val="both"/>
         <w:rPr>
           <w:rFonts w:ascii="Times New Roman" w:hAnsi="Times New Roman"/>
           <w:sz w:val="24"/>

--- a/Задание на ВКР.docx
+++ b/Задание на ВКР.docx
@@ -1,6 +1,6 @@
 
 <file path=word/document.xml><?xml version="1.0" encoding="utf-8"?>
-<w:document xmlns:wpc="http://schemas.microsoft.com/office/word/2010/wordprocessingCanvas" xmlns:cx="http://schemas.microsoft.com/office/drawing/2014/chartex" xmlns:cx1="http://schemas.microsoft.com/office/drawing/2015/9/8/chartex" xmlns:cx2="http://schemas.microsoft.com/office/drawing/2015/10/21/chartex" xmlns:cx3="http://schemas.microsoft.com/office/drawing/2016/5/9/chartex" xmlns:cx4="http://schemas.microsoft.com/office/drawing/2016/5/10/chartex" xmlns:cx5="http://schemas.microsoft.com/office/drawing/2016/5/11/chartex" xmlns:cx6="http://schemas.microsoft.com/office/drawing/2016/5/12/chartex" xmlns:cx7="http://schemas.microsoft.com/office/drawing/2016/5/13/chartex" xmlns:cx8="http://schemas.microsoft.com/office/drawing/2016/5/14/chartex" xmlns:mc="http://schemas.openxmlformats.org/markup-compatibility/2006" xmlns:aink="http://schemas.microsoft.com/office/drawing/2016/ink" xmlns:am3d="http://schemas.microsoft.com/office/drawing/2017/model3d" xmlns:o="urn:schemas-microsoft-com:office:office" xmlns:oel="http://schemas.microsoft.com/office/2019/extlst" xmlns:r="http://schemas.openxmlformats.org/officeDocument/2006/relationships" xmlns:m="http://schemas.openxmlformats.org/officeDocument/2006/math" xmlns:v="urn:schemas-microsoft-com:vml" xmlns:wp14="http://schemas.microsoft.com/office/word/2010/wordprocessingDrawing" xmlns:wp="http://schemas.openxmlformats.org/drawingml/2006/wordprocessingDrawing" xmlns:w10="urn:schemas-microsoft-com:office:word" xmlns:w="http://schemas.openxmlformats.org/wordprocessingml/2006/main" xmlns:w14="http://schemas.microsoft.com/office/word/2010/wordml" xmlns:w15="http://schemas.microsoft.com/office/word/2012/wordml" xmlns:w16cex="http://schemas.microsoft.com/office/word/2018/wordml/cex" xmlns:w16cid="http://schemas.microsoft.com/office/word/2016/wordml/cid" xmlns:w16="http://schemas.microsoft.com/office/word/2018/wordml" xmlns:w16sdtdh="http://schemas.microsoft.com/office/word/2020/wordml/sdtdatahash" xmlns:w16se="http://schemas.microsoft.com/office/word/2015/wordml/symex" xmlns:wpg="http://schemas.microsoft.com/office/word/2010/wordprocessingGroup" xmlns:wpi="http://schemas.microsoft.com/office/word/2010/wordprocessingInk" xmlns:wne="http://schemas.microsoft.com/office/word/2006/wordml" xmlns:wps="http://schemas.microsoft.com/office/word/2010/wordprocessingShape" mc:Ignorable="w14 w15 w16se w16cid w16 w16cex w16sdtdh wp14">
+<w:document xmlns:wpc="http://schemas.microsoft.com/office/word/2010/wordprocessingCanvas" xmlns:cx="http://schemas.microsoft.com/office/drawing/2014/chartex" xmlns:cx1="http://schemas.microsoft.com/office/drawing/2015/9/8/chartex" xmlns:cx2="http://schemas.microsoft.com/office/drawing/2015/10/21/chartex" xmlns:cx3="http://schemas.microsoft.com/office/drawing/2016/5/9/chartex" xmlns:cx4="http://schemas.microsoft.com/office/drawing/2016/5/10/chartex" xmlns:cx5="http://schemas.microsoft.com/office/drawing/2016/5/11/chartex" xmlns:cx6="http://schemas.microsoft.com/office/drawing/2016/5/12/chartex" xmlns:cx7="http://schemas.microsoft.com/office/drawing/2016/5/13/chartex" xmlns:cx8="http://schemas.microsoft.com/office/drawing/2016/5/14/chartex" xmlns:mc="http://schemas.openxmlformats.org/markup-compatibility/2006" xmlns:aink="http://schemas.microsoft.com/office/drawing/2016/ink" xmlns:am3d="http://schemas.microsoft.com/office/drawing/2017/model3d" xmlns:o="urn:schemas-microsoft-com:office:office" xmlns:r="http://schemas.openxmlformats.org/officeDocument/2006/relationships" xmlns:m="http://schemas.openxmlformats.org/officeDocument/2006/math" xmlns:v="urn:schemas-microsoft-com:vml" xmlns:wp14="http://schemas.microsoft.com/office/word/2010/wordprocessingDrawing" xmlns:wp="http://schemas.openxmlformats.org/drawingml/2006/wordprocessingDrawing" xmlns:w10="urn:schemas-microsoft-com:office:word" xmlns:w="http://schemas.openxmlformats.org/wordprocessingml/2006/main" xmlns:w14="http://schemas.microsoft.com/office/word/2010/wordml" xmlns:w15="http://schemas.microsoft.com/office/word/2012/wordml" xmlns:w16cex="http://schemas.microsoft.com/office/word/2018/wordml/cex" xmlns:w16cid="http://schemas.microsoft.com/office/word/2016/wordml/cid" xmlns:w16="http://schemas.microsoft.com/office/word/2018/wordml" xmlns:w16sdtdh="http://schemas.microsoft.com/office/word/2020/wordml/sdtdatahash" xmlns:w16se="http://schemas.microsoft.com/office/word/2015/wordml/symex" xmlns:wpg="http://schemas.microsoft.com/office/word/2010/wordprocessingGroup" xmlns:wpi="http://schemas.microsoft.com/office/word/2010/wordprocessingInk" xmlns:wne="http://schemas.microsoft.com/office/word/2006/wordml" xmlns:wps="http://schemas.microsoft.com/office/word/2010/wordprocessingShape" mc:Ignorable="w14 w15 w16se w16cid w16 w16cex w16sdtdh wp14">
   <w:body>
     <w:p>
       <w:pPr>
@@ -263,7 +263,15 @@
           <w:sz w:val="20"/>
           <w:szCs w:val="20"/>
         </w:rPr>
-        <w:t xml:space="preserve">АВТОНОМНОЕ </w:t>
+        <w:t>БЮДЖЕТНОЕ</w:t>
+      </w:r>
+      <w:r>
+        <w:rPr>
+          <w:rStyle w:val="FontStyle35"/>
+          <w:sz w:val="20"/>
+          <w:szCs w:val="20"/>
+        </w:rPr>
+        <w:t xml:space="preserve"> </w:t>
       </w:r>
       <w:r>
         <w:rPr>
@@ -443,7 +451,7 @@
               </wp:anchor>
             </w:drawing>
           </mc:Choice>
-          <mc:Fallback>
+          <mc:Fallback xmlns:oel="http://schemas.microsoft.com/office/2019/extlst">
             <w:pict>
               <v:shape id="drawingObject 1" o:spid="_x0000_s1025" style="width:493.25pt;height:0.05pt;margin-top:0.3pt;margin-left:-3.65pt;mso-wrap-distance-bottom:0.8pt;mso-wrap-distance-left:0.95pt;mso-wrap-distance-right:0.9pt;mso-wrap-distance-top:0.95pt;position:absolute;v-text-anchor:top;z-index:-251658240" coordsize="21600,21600" o:allowincell="f" path="m,l21600,e" filled="f" fillcolor="this" stroked="t" strokecolor="black" strokeweight="1.75pt">
                 <v:stroke joinstyle="round"/>
@@ -603,8 +611,9 @@
           <w:szCs w:val="24"/>
           <w:u w:val="single"/>
         </w:rPr>
-        <w:t>№8 «Компьютерные науки и прикладная математика»</w:t>
-      </w:r>
+        <w:t xml:space="preserve">№8 «Компьютерные науки и прикладная </w:t>
+      </w:r>
+      <w:proofErr w:type="gramStart"/>
       <w:r>
         <w:rPr>
           <w:rFonts w:ascii="Times New Roman" w:eastAsia="OGPNU+TimesNewRomanPSMT" w:hAnsi="Times New Roman" w:cs="Times New Roman"/>
@@ -615,7 +624,56 @@
           <w:szCs w:val="24"/>
           <w:u w:val="single"/>
         </w:rPr>
-        <w:t xml:space="preserve">      </w:t>
+        <w:t>математика»</w:t>
+      </w:r>
+      <w:r>
+        <w:rPr>
+          <w:rFonts w:ascii="Times New Roman" w:eastAsia="OGPNU+TimesNewRomanPSMT" w:hAnsi="Times New Roman" w:cs="Times New Roman"/>
+          <w:b/>
+          <w:bCs/>
+          <w:color w:val="000000"/>
+          <w:sz w:val="24"/>
+          <w:szCs w:val="24"/>
+          <w:u w:val="single"/>
+        </w:rPr>
+        <w:t xml:space="preserve">   </w:t>
+      </w:r>
+      <w:proofErr w:type="gramEnd"/>
+      <w:r>
+        <w:rPr>
+          <w:rFonts w:ascii="Times New Roman" w:eastAsia="OGPNU+TimesNewRomanPSMT" w:hAnsi="Times New Roman" w:cs="Times New Roman"/>
+          <w:b/>
+          <w:bCs/>
+          <w:color w:val="000000"/>
+          <w:sz w:val="24"/>
+          <w:szCs w:val="24"/>
+          <w:u w:val="single"/>
+        </w:rPr>
+        <w:t xml:space="preserve">   </w:t>
+      </w:r>
+      <w:r>
+        <w:rPr>
+          <w:rFonts w:ascii="Times New Roman" w:eastAsia="OGPNU+TimesNewRomanPSMT" w:hAnsi="Times New Roman" w:cs="Times New Roman"/>
+          <w:b/>
+          <w:bCs/>
+          <w:color w:val="000000"/>
+          <w:sz w:val="24"/>
+          <w:szCs w:val="24"/>
+          <w:u w:val="single"/>
+        </w:rPr>
+        <w:t xml:space="preserve">                                      </w:t>
+      </w:r>
+      <w:r>
+        <w:rPr>
+          <w:rFonts w:ascii="Times New Roman" w:eastAsia="OGPNU+TimesNewRomanPSMT" w:hAnsi="Times New Roman" w:cs="Times New Roman"/>
+          <w:b/>
+          <w:bCs/>
+          <w:color w:val="FFFFFF" w:themeColor="background1"/>
+          <w:sz w:val="24"/>
+          <w:szCs w:val="24"/>
+          <w:u w:val="single"/>
+        </w:rPr>
+        <w:t>.</w:t>
       </w:r>
     </w:p>
     <w:p>
@@ -629,6 +687,7 @@
         </w:tabs>
         <w:spacing w:line="276" w:lineRule="auto"/>
         <w:ind w:right="-20"/>
+        <w:jc w:val="both"/>
         <w:rPr>
           <w:rFonts w:ascii="Times New Roman" w:hAnsi="Times New Roman" w:cs="Times New Roman"/>
           <w:b/>
@@ -663,6 +722,53 @@
         <w:t>Образовательный центр Института № 8</w:t>
       </w:r>
       <w:bookmarkEnd w:id="3"/>
+      <w:r>
+        <w:rPr>
+          <w:rFonts w:ascii="Times New Roman" w:hAnsi="Times New Roman" w:cs="Times New Roman"/>
+          <w:b/>
+          <w:bCs/>
+          <w:sz w:val="24"/>
+          <w:szCs w:val="24"/>
+          <w:u w:val="single"/>
+        </w:rPr>
+        <w:t xml:space="preserve">           </w:t>
+      </w:r>
+      <w:r>
+        <w:rPr>
+          <w:rFonts w:ascii="Times New Roman" w:hAnsi="Times New Roman" w:cs="Times New Roman"/>
+          <w:b/>
+          <w:bCs/>
+          <w:sz w:val="24"/>
+          <w:szCs w:val="24"/>
+          <w:u w:val="single"/>
+        </w:rPr>
+        <w:t xml:space="preserve">                                                                            </w:t>
+      </w:r>
+      <w:proofErr w:type="gramStart"/>
+      <w:r>
+        <w:rPr>
+          <w:rFonts w:ascii="Times New Roman" w:hAnsi="Times New Roman" w:cs="Times New Roman"/>
+          <w:b/>
+          <w:bCs/>
+          <w:sz w:val="24"/>
+          <w:szCs w:val="24"/>
+          <w:u w:val="single"/>
+        </w:rPr>
+        <w:t xml:space="preserve">  </w:t>
+      </w:r>
+      <w:r>
+        <w:rPr>
+          <w:rFonts w:ascii="Times New Roman" w:hAnsi="Times New Roman" w:cs="Times New Roman"/>
+          <w:b/>
+          <w:bCs/>
+          <w:color w:val="FFFFFF" w:themeColor="background1"/>
+          <w:sz w:val="24"/>
+          <w:szCs w:val="24"/>
+          <w:u w:val="single"/>
+        </w:rPr>
+        <w:t>.</w:t>
+      </w:r>
+      <w:proofErr w:type="gramEnd"/>
     </w:p>
     <w:p>
       <w:pPr>
@@ -728,38 +834,50 @@
       </w:r>
       <w:r>
         <w:rPr>
-          <w:sz w:val="24"/>
-          <w:szCs w:val="24"/>
-          <w:u w:val="single"/>
-        </w:rPr>
-        <w:t>М8О</w:t>
-      </w:r>
-      <w:r>
-        <w:rPr>
-          <w:sz w:val="24"/>
-          <w:szCs w:val="24"/>
-          <w:u w:val="single"/>
-        </w:rPr>
-        <w:t>-209СВ</w:t>
-      </w:r>
-      <w:r>
-        <w:rPr>
-          <w:sz w:val="24"/>
-          <w:szCs w:val="24"/>
-          <w:u w:val="single"/>
-        </w:rPr>
-        <w:t>-</w:t>
-      </w:r>
-      <w:r>
-        <w:rPr>
-          <w:sz w:val="24"/>
-          <w:szCs w:val="24"/>
-          <w:u w:val="single"/>
-        </w:rPr>
-        <w:t xml:space="preserve">24  </w:t>
-      </w:r>
-      <w:r>
-        <w:rPr>
+          <w:rFonts w:ascii="Times New Roman" w:hAnsi="Times New Roman" w:cs="Times New Roman"/>
+          <w:b/>
+          <w:bCs/>
+          <w:sz w:val="24"/>
+          <w:szCs w:val="24"/>
+          <w:u w:val="single"/>
+        </w:rPr>
+        <w:t>М8О-</w:t>
+      </w:r>
+      <w:r>
+        <w:rPr>
+          <w:rFonts w:ascii="Times New Roman" w:hAnsi="Times New Roman" w:cs="Times New Roman"/>
+          <w:b/>
+          <w:bCs/>
+          <w:sz w:val="24"/>
+          <w:szCs w:val="24"/>
+          <w:u w:val="single"/>
+        </w:rPr>
+        <w:t>1</w:t>
+      </w:r>
+      <w:r>
+        <w:rPr>
+          <w:rFonts w:ascii="Times New Roman" w:hAnsi="Times New Roman" w:cs="Times New Roman"/>
+          <w:b/>
+          <w:bCs/>
+          <w:sz w:val="24"/>
+          <w:szCs w:val="24"/>
+          <w:u w:val="single"/>
+        </w:rPr>
+        <w:t>09СВ-24</w:t>
+      </w:r>
+      <w:r>
+        <w:rPr>
+          <w:rFonts w:ascii="Times New Roman" w:hAnsi="Times New Roman" w:cs="Times New Roman"/>
+          <w:sz w:val="24"/>
+          <w:szCs w:val="24"/>
+          <w:u w:val="single"/>
+        </w:rPr>
+        <w:t xml:space="preserve">   </w:t>
+      </w:r>
+      <w:r>
+        <w:rPr>
+          <w:rFonts w:ascii="Times New Roman" w:hAnsi="Times New Roman" w:cs="Times New Roman"/>
+          <w:b/>
           <w:sz w:val="24"/>
           <w:szCs w:val="24"/>
           <w:u w:val="single"/>
@@ -768,16 +886,7 @@
       </w:r>
       <w:r>
         <w:rPr>
-          <w:b/>
-          <w:sz w:val="24"/>
-          <w:szCs w:val="24"/>
-          <w:u w:val="single"/>
-        </w:rPr>
-        <w:t xml:space="preserve"> </w:t>
-      </w:r>
-      <w:r>
-        <w:rPr>
-          <w:rFonts w:ascii="Times New Roman" w:eastAsia="OGPNU+TimesNewRomanPSMT" w:hAnsi="Times New Roman" w:cs="OGPNU+TimesNewRomanPSMT"/>
+          <w:rFonts w:ascii="Times New Roman" w:eastAsia="OGPNU+TimesNewRomanPSMT" w:hAnsi="Times New Roman" w:cs="Times New Roman"/>
           <w:b/>
           <w:bCs/>
           <w:color w:val="000000"/>
@@ -905,63 +1014,49 @@
       </w:r>
       <w:r>
         <w:rPr>
-          <w:bCs/>
-          <w:sz w:val="24"/>
-          <w:szCs w:val="24"/>
-          <w:u w:val="single"/>
-        </w:rPr>
-        <w:t>02.0</w:t>
-      </w:r>
-      <w:r>
-        <w:rPr>
-          <w:bCs/>
-          <w:sz w:val="24"/>
-          <w:szCs w:val="24"/>
-          <w:u w:val="single"/>
-        </w:rPr>
-        <w:t>4</w:t>
-      </w:r>
-      <w:r>
-        <w:rPr>
-          <w:bCs/>
-          <w:sz w:val="24"/>
-          <w:szCs w:val="24"/>
-          <w:u w:val="single"/>
-        </w:rPr>
-        <w:t xml:space="preserve">.02 </w:t>
-      </w:r>
-      <w:r>
-        <w:rPr>
-          <w:bCs/>
-          <w:sz w:val="24"/>
-          <w:szCs w:val="24"/>
-          <w:u w:val="single"/>
-        </w:rPr>
-        <w:t>Фундаментальная информатика и информационные технологии</w:t>
-      </w:r>
-      <w:r>
-        <w:rPr>
-          <w:rFonts w:ascii="Times New Roman" w:eastAsia="OGPNU+TimesNewRomanPSMT" w:hAnsi="Times New Roman" w:cs="OGPNU+TimesNewRomanPSMT"/>
-          <w:b/>
-          <w:bCs/>
-          <w:color w:val="000000"/>
-          <w:sz w:val="24"/>
-          <w:szCs w:val="24"/>
-          <w:u w:val="single"/>
-        </w:rPr>
-        <w:tab/>
-      </w:r>
-      <w:r>
-        <w:rPr>
-          <w:rFonts w:ascii="Times New Roman" w:eastAsia="OGPNU+TimesNewRomanPSMT" w:hAnsi="Times New Roman" w:cs="OGPNU+TimesNewRomanPSMT"/>
-          <w:b/>
-          <w:bCs/>
-          <w:color w:val="000000"/>
-          <w:sz w:val="24"/>
-          <w:szCs w:val="24"/>
-          <w:u w:val="single"/>
-        </w:rPr>
-        <w:tab/>
+          <w:rFonts w:ascii="Times New Roman" w:hAnsi="Times New Roman" w:cs="Times New Roman"/>
+          <w:b/>
+          <w:sz w:val="24"/>
+          <w:szCs w:val="24"/>
+          <w:u w:val="single"/>
+        </w:rPr>
+        <w:t>02.04.02 Фундаментальная информатика и информационные технологии</w:t>
+      </w:r>
+      <w:r>
+        <w:rPr>
+          <w:rFonts w:ascii="Times New Roman" w:eastAsia="OGPNU+TimesNewRomanPSMT" w:hAnsi="Times New Roman" w:cs="Times New Roman"/>
+          <w:b/>
+          <w:bCs/>
+          <w:color w:val="000000"/>
+          <w:sz w:val="24"/>
+          <w:szCs w:val="24"/>
+          <w:u w:val="single"/>
+        </w:rPr>
+        <w:tab/>
+      </w:r>
+      <w:r>
+        <w:rPr>
+          <w:rFonts w:ascii="Times New Roman" w:eastAsia="OGPNU+TimesNewRomanPSMT" w:hAnsi="Times New Roman" w:cs="OGPNU+TimesNewRomanPSMT"/>
+          <w:b/>
+          <w:bCs/>
+          <w:color w:val="000000"/>
+          <w:sz w:val="24"/>
+          <w:szCs w:val="24"/>
+          <w:u w:val="single"/>
+        </w:rPr>
+        <w:tab/>
+      </w:r>
+      <w:r>
+        <w:rPr>
+          <w:rFonts w:ascii="Times New Roman" w:eastAsia="OGPNU+TimesNewRomanPSMT" w:hAnsi="Times New Roman" w:cs="OGPNU+TimesNewRomanPSMT"/>
+          <w:b/>
+          <w:bCs/>
+          <w:color w:val="000000"/>
+          <w:sz w:val="24"/>
+          <w:szCs w:val="24"/>
+          <w:u w:val="single"/>
+        </w:rPr>
+        <w:t xml:space="preserve">                             </w:t>
       </w:r>
       <w:r>
         <w:rPr>
@@ -1648,8 +1743,8 @@
         <w:spacing w:line="276" w:lineRule="auto"/>
         <w:ind w:right="-143"/>
         <w:rPr>
-          <w:sz w:val="24"/>
-          <w:szCs w:val="24"/>
+          <w:sz w:val="16"/>
+          <w:szCs w:val="16"/>
           <w:lang w:val="ru-RU"/>
         </w:rPr>
       </w:pPr>
@@ -1670,19 +1765,19 @@
           <w:u w:val="single"/>
           <w:lang w:val="ru-RU"/>
         </w:rPr>
-        <w:tab/>
-      </w:r>
-      <w:r>
-        <w:rPr>
-          <w:b/>
-          <w:bCs/>
-          <w:sz w:val="24"/>
-          <w:szCs w:val="24"/>
+        <w:t xml:space="preserve"> </w:t>
+      </w:r>
+      <w:proofErr w:type="spellStart"/>
+      <w:r>
+        <w:rPr>
+          <w:spacing w:val="-2"/>
+          <w:sz w:val="24"/>
           <w:u w:val="single"/>
           <w:lang w:val="ru-RU"/>
         </w:rPr>
-        <w:tab/>
-      </w:r>
+        <w:t>Муханов</w:t>
+      </w:r>
+      <w:proofErr w:type="spellEnd"/>
       <w:r>
         <w:rPr>
           <w:spacing w:val="-2"/>
@@ -1690,12 +1785,10 @@
           <w:u w:val="single"/>
           <w:lang w:val="ru-RU"/>
         </w:rPr>
-        <w:t>Муханов Дмитрий Ильич</w:t>
-      </w:r>
-      <w:r>
-        <w:rPr>
-          <w:b/>
-          <w:bCs/>
+        <w:t xml:space="preserve"> Дмитрий Ильич</w:t>
+      </w:r>
+      <w:r>
+        <w:rPr>
           <w:sz w:val="24"/>
           <w:szCs w:val="24"/>
           <w:u w:val="single"/>
@@ -1705,8 +1798,6 @@
       </w:r>
       <w:r>
         <w:rPr>
-          <w:b/>
-          <w:bCs/>
           <w:sz w:val="24"/>
           <w:szCs w:val="24"/>
           <w:u w:val="single"/>
@@ -1716,8 +1807,6 @@
       </w:r>
       <w:r>
         <w:rPr>
-          <w:b/>
-          <w:bCs/>
           <w:sz w:val="24"/>
           <w:szCs w:val="24"/>
           <w:u w:val="single"/>
@@ -1727,56 +1816,20 @@
       </w:r>
       <w:r>
         <w:rPr>
-          <w:b/>
-          <w:bCs/>
           <w:sz w:val="24"/>
           <w:szCs w:val="24"/>
           <w:u w:val="single"/>
           <w:lang w:val="ru-RU"/>
         </w:rPr>
-        <w:tab/>
-      </w:r>
-      <w:r>
-        <w:rPr>
-          <w:b/>
-          <w:bCs/>
-          <w:sz w:val="24"/>
-          <w:szCs w:val="24"/>
-          <w:u w:val="single"/>
+        <w:t xml:space="preserve">                                                                       </w:t>
+      </w:r>
+      <w:r>
+        <w:rPr>
+          <w:sz w:val="16"/>
+          <w:szCs w:val="16"/>
           <w:lang w:val="ru-RU"/>
         </w:rPr>
         <w:tab/>
-      </w:r>
-      <w:r>
-        <w:rPr>
-          <w:b/>
-          <w:bCs/>
-          <w:sz w:val="24"/>
-          <w:szCs w:val="24"/>
-          <w:u w:val="single"/>
-          <w:lang w:val="ru-RU"/>
-        </w:rPr>
-        <w:tab/>
-      </w:r>
-      <w:r>
-        <w:rPr>
-          <w:b/>
-          <w:bCs/>
-          <w:sz w:val="24"/>
-          <w:szCs w:val="24"/>
-          <w:u w:val="single"/>
-          <w:lang w:val="ru-RU"/>
-        </w:rPr>
-        <w:tab/>
-      </w:r>
-      <w:r>
-        <w:rPr>
-          <w:sz w:val="24"/>
-          <w:szCs w:val="24"/>
-          <w:u w:val="single"/>
-          <w:lang w:val="ru-RU"/>
-        </w:rPr>
-        <w:t xml:space="preserve"> </w:t>
       </w:r>
     </w:p>
     <w:p>
@@ -1824,10 +1877,14 @@
       </w:r>
       <w:r>
         <w:rPr>
+          <w:b/>
+          <w:sz w:val="24"/>
+          <w:szCs w:val="24"/>
           <w:lang w:val="ru-RU"/>
         </w:rPr>
         <w:t xml:space="preserve"> </w:t>
       </w:r>
+      <w:proofErr w:type="spellStart"/>
       <w:r>
         <w:rPr>
           <w:bCs/>
@@ -1836,7 +1893,39 @@
           <w:u w:val="single"/>
           <w:lang w:val="ru-RU"/>
         </w:rPr>
-        <w:t>к. т. н, доцент, доцент кафедры 806 Романенков Александр Михайлович</w:t>
+        <w:t>Романенков</w:t>
+      </w:r>
+      <w:proofErr w:type="spellEnd"/>
+      <w:r>
+        <w:rPr>
+          <w:bCs/>
+          <w:sz w:val="24"/>
+          <w:szCs w:val="24"/>
+          <w:u w:val="single"/>
+          <w:lang w:val="ru-RU"/>
+        </w:rPr>
+        <w:t xml:space="preserve"> Александр Михайлович</w:t>
+      </w:r>
+      <w:r>
+        <w:rPr>
+          <w:bCs/>
+          <w:sz w:val="24"/>
+          <w:szCs w:val="24"/>
+          <w:u w:val="single"/>
+          <w:lang w:val="ru-RU"/>
+        </w:rPr>
+        <w:t xml:space="preserve">                                                 </w:t>
+      </w:r>
+      <w:r>
+        <w:rPr>
+          <w:b/>
+          <w:bCs/>
+          <w:sz w:val="24"/>
+          <w:szCs w:val="24"/>
+          <w:u w:val="single"/>
+          <w:lang w:val="ru-RU"/>
+        </w:rPr>
+        <w:tab/>
       </w:r>
       <w:r>
         <w:rPr>
@@ -1896,6 +1985,7 @@
         <w:pStyle w:val="af0"/>
         <w:spacing w:line="276" w:lineRule="auto"/>
         <w:ind w:right="-143"/>
+        <w:jc w:val="both"/>
         <w:rPr>
           <w:sz w:val="24"/>
           <w:szCs w:val="16"/>
@@ -1910,7 +2000,76 @@
           <w:u w:val="single"/>
           <w:lang w:val="ru-RU"/>
         </w:rPr>
-        <w:t xml:space="preserve">                                                                                                                                                                   </w:t>
+        <w:t xml:space="preserve">                                                             </w:t>
+      </w:r>
+      <w:r>
+        <w:rPr>
+          <w:bCs/>
+          <w:sz w:val="24"/>
+          <w:szCs w:val="24"/>
+          <w:u w:val="single"/>
+          <w:lang w:val="ru-RU"/>
+        </w:rPr>
+        <w:t>к. т. н, доцент, доцент кафедры 806</w:t>
+      </w:r>
+      <w:r>
+        <w:rPr>
+          <w:bCs/>
+          <w:sz w:val="24"/>
+          <w:szCs w:val="24"/>
+          <w:u w:val="single"/>
+          <w:lang w:val="ru-RU"/>
+        </w:rPr>
+        <w:tab/>
+      </w:r>
+      <w:r>
+        <w:rPr>
+          <w:bCs/>
+          <w:sz w:val="24"/>
+          <w:szCs w:val="24"/>
+          <w:u w:val="single"/>
+          <w:lang w:val="ru-RU"/>
+        </w:rPr>
+        <w:tab/>
+      </w:r>
+      <w:r>
+        <w:rPr>
+          <w:bCs/>
+          <w:sz w:val="24"/>
+          <w:szCs w:val="24"/>
+          <w:u w:val="single"/>
+          <w:lang w:val="ru-RU"/>
+        </w:rPr>
+        <w:tab/>
+      </w:r>
+      <w:r>
+        <w:rPr>
+          <w:bCs/>
+          <w:sz w:val="24"/>
+          <w:szCs w:val="24"/>
+          <w:u w:val="single"/>
+          <w:lang w:val="ru-RU"/>
+        </w:rPr>
+        <w:tab/>
+      </w:r>
+      <w:r>
+        <w:rPr>
+          <w:bCs/>
+          <w:sz w:val="24"/>
+          <w:szCs w:val="24"/>
+          <w:u w:val="single"/>
+          <w:lang w:val="ru-RU"/>
+        </w:rPr>
+        <w:t xml:space="preserve"> </w:t>
+      </w:r>
+      <w:r>
+        <w:rPr>
+          <w:sz w:val="24"/>
+          <w:szCs w:val="16"/>
+          <w:u w:val="single"/>
+          <w:lang w:val="ru-RU"/>
+        </w:rPr>
+        <w:t xml:space="preserve">                                                                                            </w:t>
       </w:r>
     </w:p>
     <w:p>
@@ -1972,6 +2131,7 @@
       </w:r>
       <w:r>
         <w:rPr>
+          <w:rFonts w:ascii="Times New Roman" w:hAnsi="Times New Roman" w:cs="Times New Roman"/>
           <w:spacing w:val="-2"/>
           <w:sz w:val="24"/>
           <w:u w:val="single"/>
@@ -1980,6 +2140,7 @@
       </w:r>
       <w:r>
         <w:rPr>
+          <w:rFonts w:ascii="Times New Roman" w:hAnsi="Times New Roman" w:cs="Times New Roman"/>
           <w:spacing w:val="-2"/>
           <w:u w:val="single"/>
         </w:rPr>
@@ -2238,6 +2399,16 @@
         </w:rPr>
         <w:tab/>
       </w:r>
+    </w:p>
+    <w:p>
+      <w:pPr>
+        <w:ind w:right="-143"/>
+        <w:rPr>
+          <w:rFonts w:ascii="Times New Roman" w:hAnsi="Times New Roman"/>
+          <w:sz w:val="24"/>
+          <w:u w:val="single"/>
+        </w:rPr>
+      </w:pPr>
       <w:r>
         <w:rPr>
           <w:rFonts w:ascii="Times New Roman" w:hAnsi="Times New Roman"/>
@@ -2338,7 +2509,25 @@
           <w:sz w:val="24"/>
           <w:u w:val="single"/>
         </w:rPr>
-        <w:t xml:space="preserve">Исходными данными являются научная и учебная литература по анализу алгоритмов, сортировочным сетям и рекуррентным соотношениям; классические результаты К. Э. Бэтчера по сортировочным сетям; известные оценки сложности сортировки слиянием, быстрой сортировки, битонической сортировки, сортировки вставками и пирамидальной сортировки; программные средства Python, </w:t>
+        <w:t xml:space="preserve">Исходными данными являются научная и учебная литература по анализу алгоритмов, сортировочным сетям и рекуррентным соотношениям; классические результаты К. Э. Бэтчера по сортировочным сетям; известные оценки сложности сортировки слиянием, быстрой сортировки, битонической сортировки, сортировки вставками и пирамидальной сортировки; программные средства </w:t>
+      </w:r>
+      <w:proofErr w:type="spellStart"/>
+      <w:r>
+        <w:rPr>
+          <w:rFonts w:ascii="Times New Roman" w:hAnsi="Times New Roman"/>
+          <w:sz w:val="24"/>
+          <w:u w:val="single"/>
+        </w:rPr>
+        <w:t>Python</w:t>
+      </w:r>
+      <w:proofErr w:type="spellEnd"/>
+      <w:r>
+        <w:rPr>
+          <w:rFonts w:ascii="Times New Roman" w:hAnsi="Times New Roman"/>
+          <w:sz w:val="24"/>
+          <w:u w:val="single"/>
+        </w:rPr>
+        <w:t xml:space="preserve">, </w:t>
       </w:r>
       <w:proofErr w:type="spellStart"/>
       <w:r>
@@ -2442,6 +2631,7 @@
           <w:b/>
           <w:sz w:val="24"/>
         </w:rPr>
+        <w:lastRenderedPageBreak/>
         <w:t>Перечень иллюстративно-графических материалов</w:t>
       </w:r>
       <w:r>
@@ -2516,7 +2706,6 @@
                 <w:b/>
                 <w:sz w:val="24"/>
               </w:rPr>
-              <w:lastRenderedPageBreak/>
               <w:t>№</w:t>
             </w:r>
           </w:p>
@@ -3611,7 +3800,7 @@
       </w:tr>
       <w:tr>
         <w:trPr>
-          <w:trHeight w:val="382"/>
+          <w:trHeight w:val="488"/>
         </w:trPr>
         <w:tc>
           <w:tcPr>
@@ -3785,6 +3974,7 @@
           <w:tab w:val="left" w:pos="9923"/>
         </w:tabs>
         <w:ind w:right="-143"/>
+        <w:jc w:val="both"/>
         <w:rPr>
           <w:rFonts w:ascii="Times New Roman" w:hAnsi="Times New Roman"/>
           <w:sz w:val="24"/>
@@ -3797,7 +3987,15 @@
           <w:sz w:val="24"/>
           <w:u w:val="single"/>
         </w:rPr>
-        <w:t>Кнут Д. Э. Искусство программирования. Том 3. Сортировка и поиск.</w:t>
+        <w:t>1.</w:t>
+      </w:r>
+      <w:r>
+        <w:rPr>
+          <w:rFonts w:ascii="Times New Roman" w:hAnsi="Times New Roman"/>
+          <w:sz w:val="24"/>
+          <w:u w:val="single"/>
+        </w:rPr>
+        <w:t xml:space="preserve"> Кнут, Д. Э. Искусство программирования. Том 1. Основные алгоритмы / Д. Э. Кнут. — 3-е изд. — Москва: Вильямс, 2022. — 720 с.</w:t>
       </w:r>
     </w:p>
     <w:p>
@@ -3806,12 +4004,21 @@
           <w:tab w:val="left" w:pos="9923"/>
         </w:tabs>
         <w:ind w:right="-143"/>
+        <w:jc w:val="both"/>
         <w:rPr>
           <w:rFonts w:ascii="Times New Roman" w:hAnsi="Times New Roman"/>
           <w:sz w:val="24"/>
           <w:u w:val="single"/>
         </w:rPr>
       </w:pPr>
+      <w:r>
+        <w:rPr>
+          <w:rFonts w:ascii="Times New Roman" w:hAnsi="Times New Roman"/>
+          <w:sz w:val="24"/>
+          <w:u w:val="single"/>
+        </w:rPr>
+        <w:t xml:space="preserve">2. </w:t>
+      </w:r>
       <w:proofErr w:type="spellStart"/>
       <w:r>
         <w:rPr>
@@ -3828,7 +4035,7 @@
           <w:sz w:val="24"/>
           <w:u w:val="single"/>
         </w:rPr>
-        <w:t xml:space="preserve"> Т., </w:t>
+        <w:t xml:space="preserve">, Т. Алгоритмы: построение и анализ / Т. </w:t>
       </w:r>
       <w:proofErr w:type="spellStart"/>
       <w:r>
@@ -3837,6 +4044,24 @@
           <w:sz w:val="24"/>
           <w:u w:val="single"/>
         </w:rPr>
+        <w:t>Кормен</w:t>
+      </w:r>
+      <w:proofErr w:type="spellEnd"/>
+      <w:r>
+        <w:rPr>
+          <w:rFonts w:ascii="Times New Roman" w:hAnsi="Times New Roman"/>
+          <w:sz w:val="24"/>
+          <w:u w:val="single"/>
+        </w:rPr>
+        <w:t xml:space="preserve">, Ч. </w:t>
+      </w:r>
+      <w:proofErr w:type="spellStart"/>
+      <w:r>
+        <w:rPr>
+          <w:rFonts w:ascii="Times New Roman" w:hAnsi="Times New Roman"/>
+          <w:sz w:val="24"/>
+          <w:u w:val="single"/>
+        </w:rPr>
         <w:t>Лейзерсон</w:t>
       </w:r>
       <w:proofErr w:type="spellEnd"/>
@@ -3846,7 +4071,7 @@
           <w:sz w:val="24"/>
           <w:u w:val="single"/>
         </w:rPr>
-        <w:t xml:space="preserve"> Ч., </w:t>
+        <w:t xml:space="preserve">, Р. </w:t>
       </w:r>
       <w:proofErr w:type="spellStart"/>
       <w:r>
@@ -3864,66 +4089,41 @@
           <w:sz w:val="24"/>
           <w:u w:val="single"/>
         </w:rPr>
-        <w:t xml:space="preserve"> Р., Штайн К. Алгоритмы: построение и анализ.</w:t>
-      </w:r>
-      <w:r>
-        <w:rPr>
-          <w:rFonts w:ascii="Times New Roman" w:hAnsi="Times New Roman"/>
-          <w:sz w:val="24"/>
-          <w:u w:val="single"/>
-        </w:rPr>
-        <w:tab/>
-      </w:r>
-    </w:p>
-    <w:p>
-      <w:pPr>
-        <w:spacing w:after="305"/>
-        <w:ind w:left="2" w:right="-36"/>
-        <w:rPr>
-          <w:rFonts w:ascii="Times New Roman" w:hAnsi="Times New Roman"/>
-        </w:rPr>
-      </w:pPr>
-      <w:bookmarkStart w:id="4" w:name="__DdeLink__18118_1432710916"/>
+        <w:t xml:space="preserve">, К. </w:t>
+      </w:r>
+      <w:proofErr w:type="spellStart"/>
+      <w:r>
+        <w:rPr>
+          <w:rFonts w:ascii="Times New Roman" w:hAnsi="Times New Roman"/>
+          <w:sz w:val="24"/>
+          <w:u w:val="single"/>
+        </w:rPr>
+        <w:t>Штайн</w:t>
+      </w:r>
+      <w:proofErr w:type="spellEnd"/>
+      <w:r>
+        <w:rPr>
+          <w:rFonts w:ascii="Times New Roman" w:hAnsi="Times New Roman"/>
+          <w:sz w:val="24"/>
+          <w:u w:val="single"/>
+        </w:rPr>
+        <w:t>. — 3-е изд. — Москва: Вильямс, 2022. — 1328 с.</w:t>
+      </w:r>
       <w:r>
         <w:rPr>
           <w:rFonts w:ascii="Times New Roman" w:eastAsia="Times New Roman" w:hAnsi="Times New Roman" w:cs="Times New Roman"/>
           <w:sz w:val="24"/>
           <w:u w:val="single"/>
         </w:rPr>
-        <w:tab/>
-      </w:r>
-      <w:bookmarkEnd w:id="4"/>
+        <w:t xml:space="preserve">                                                                                         </w:t>
+      </w:r>
       <w:r>
         <w:rPr>
           <w:rFonts w:ascii="Times New Roman" w:eastAsia="Times New Roman" w:hAnsi="Times New Roman" w:cs="Times New Roman"/>
           <w:sz w:val="24"/>
           <w:u w:val="single"/>
         </w:rPr>
-        <w:t xml:space="preserve">                                                                                                                                                         </w:t>
-      </w:r>
-      <w:r>
-        <w:tab/>
-      </w:r>
-      <w:r>
-        <w:tab/>
-      </w:r>
-      <w:r>
-        <w:tab/>
-      </w:r>
-      <w:r>
-        <w:tab/>
-      </w:r>
-      <w:r>
-        <w:tab/>
-      </w:r>
-      <w:r>
-        <w:tab/>
-      </w:r>
-      <w:r>
-        <w:tab/>
-      </w:r>
-      <w:r>
-        <w:tab/>
+        <w:t xml:space="preserve"> </w:t>
       </w:r>
       <w:r>
         <w:tab/>
@@ -4071,7 +4271,7 @@
           <w:rFonts w:ascii="Times New Roman" w:hAnsi="Times New Roman"/>
         </w:rPr>
       </w:pPr>
-      <w:bookmarkStart w:id="5" w:name="_page_1353_0_Копия_2"/>
+      <w:bookmarkStart w:id="4" w:name="_page_1353_0_Копия_2"/>
       <w:r>
         <w:rPr>
           <w:rFonts w:ascii="Times New Roman" w:eastAsia="Times New Roman" w:hAnsi="Times New Roman" w:cs="Times New Roman"/>
@@ -4079,7 +4279,7 @@
         </w:rPr>
         <w:t xml:space="preserve">(подпись) </w:t>
       </w:r>
-      <w:bookmarkEnd w:id="5"/>
+      <w:bookmarkEnd w:id="4"/>
     </w:p>
     <w:p>
       <w:pPr>
@@ -4105,15 +4305,27 @@
           <w:sz w:val="24"/>
           <w:u w:val="single"/>
         </w:rPr>
-        <w:t xml:space="preserve">         </w:t>
-      </w:r>
-      <w:r>
-        <w:rPr>
+        <w:t xml:space="preserve">        </w:t>
+      </w:r>
+      <w:proofErr w:type="spellStart"/>
+      <w:r>
+        <w:rPr>
+          <w:rFonts w:ascii="Times New Roman" w:hAnsi="Times New Roman" w:cs="Times New Roman"/>
           <w:spacing w:val="-2"/>
           <w:sz w:val="24"/>
           <w:u w:val="single"/>
         </w:rPr>
-        <w:t>Муханов Дмитрий Ильич</w:t>
+        <w:t>Муханов</w:t>
+      </w:r>
+      <w:proofErr w:type="spellEnd"/>
+      <w:r>
+        <w:rPr>
+          <w:rFonts w:ascii="Times New Roman" w:hAnsi="Times New Roman" w:cs="Times New Roman"/>
+          <w:spacing w:val="-2"/>
+          <w:sz w:val="24"/>
+          <w:u w:val="single"/>
+        </w:rPr>
+        <w:t xml:space="preserve"> Дмитрий Ильич</w:t>
       </w:r>
     </w:p>
     <w:p>

--- a/Задание на ВКР.docx
+++ b/Задание на ВКР.docx
@@ -1210,7 +1210,7 @@
           <w:szCs w:val="24"/>
           <w:u w:val="single"/>
         </w:rPr>
-        <w:t>Информатика и компьютерные науки</w:t>
+        <w:t>Искусственный интеллект и суперкомпьютерные технологии</w:t>
       </w:r>
       <w:r>
         <w:rPr>
